--- a/tfl/tables/T-AE-04.docx
+++ b/tfl/tables/T-AE-04.docx
@@ -484,7 +484,7 @@
                 <w:szCs w:val="18"/>
                 <w:color w:val="000000"/>
               </w:rPr>
-              <w:t xml:space="preserve">31 (13.8)</w:t>
+              <w:t xml:space="preserve">34 (15.1)</w:t>
             </w:r>
           </w:p>
         </w:tc>
@@ -539,7 +539,7 @@
                 <w:szCs w:val="18"/>
                 <w:color w:val="000000"/>
               </w:rPr>
-              <w:t xml:space="preserve">34 (15.2)</w:t>
+              <w:t xml:space="preserve">31 (13.8)</w:t>
             </w:r>
           </w:p>
         </w:tc>
@@ -769,7 +769,7 @@
                 <w:szCs w:val="18"/>
                 <w:color w:val="000000"/>
               </w:rPr>
-              <w:t xml:space="preserve">  Anaemia</w:t>
+              <w:t xml:space="preserve">  Neutropenia</w:t>
             </w:r>
           </w:p>
         </w:tc>
@@ -824,7 +824,7 @@
                 <w:szCs w:val="18"/>
                 <w:color w:val="000000"/>
               </w:rPr>
-              <w:t xml:space="preserve">5 (2.2)</w:t>
+              <w:t xml:space="preserve">10 (4.4)</w:t>
             </w:r>
           </w:p>
         </w:tc>
@@ -939,7 +939,7 @@
                 <w:szCs w:val="18"/>
                 <w:color w:val="000000"/>
               </w:rPr>
-              <w:t xml:space="preserve">  Neutropenia</w:t>
+              <w:t xml:space="preserve">  Anaemia</w:t>
             </w:r>
           </w:p>
         </w:tc>
@@ -1049,7 +1049,7 @@
                 <w:szCs w:val="18"/>
                 <w:color w:val="000000"/>
               </w:rPr>
-              <w:t xml:space="preserve">10 (4.5)</w:t>
+              <w:t xml:space="preserve">5 (2.2)</w:t>
             </w:r>
           </w:p>
         </w:tc>
@@ -1164,7 +1164,7 @@
                 <w:szCs w:val="18"/>
                 <w:color w:val="000000"/>
               </w:rPr>
-              <w:t xml:space="preserve">0 (0.0)</w:t>
+              <w:t xml:space="preserve">4 (1.8)</w:t>
             </w:r>
           </w:p>
         </w:tc>
@@ -1219,7 +1219,7 @@
                 <w:szCs w:val="18"/>
                 <w:color w:val="000000"/>
               </w:rPr>
-              <w:t xml:space="preserve">4 (1.8)</w:t>
+              <w:t xml:space="preserve">0 (0.0)</w:t>
             </w:r>
           </w:p>
         </w:tc>
@@ -1334,7 +1334,7 @@
                 <w:szCs w:val="18"/>
                 <w:color w:val="000000"/>
               </w:rPr>
-              <w:t xml:space="preserve">0 (0.0)</w:t>
+              <w:t xml:space="preserve">2 (0.9)</w:t>
             </w:r>
           </w:p>
         </w:tc>
@@ -1389,7 +1389,7 @@
                 <w:szCs w:val="18"/>
                 <w:color w:val="000000"/>
               </w:rPr>
-              <w:t xml:space="preserve">2 (0.9)</w:t>
+              <w:t xml:space="preserve">0 (0.0)</w:t>
             </w:r>
           </w:p>
         </w:tc>
@@ -1504,7 +1504,7 @@
                 <w:szCs w:val="18"/>
                 <w:color w:val="000000"/>
               </w:rPr>
-              <w:t xml:space="preserve">0 (0.0)</w:t>
+              <w:t xml:space="preserve">2 (0.9)</w:t>
             </w:r>
           </w:p>
         </w:tc>
@@ -1559,7 +1559,7 @@
                 <w:szCs w:val="18"/>
                 <w:color w:val="000000"/>
               </w:rPr>
-              <w:t xml:space="preserve">2 (0.9)</w:t>
+              <w:t xml:space="preserve">0 (0.0)</w:t>
             </w:r>
           </w:p>
         </w:tc>
@@ -1674,7 +1674,7 @@
                 <w:szCs w:val="18"/>
                 <w:color w:val="000000"/>
               </w:rPr>
-              <w:t xml:space="preserve">33 (14.7)</w:t>
+              <w:t xml:space="preserve">43 (19.1)</w:t>
             </w:r>
           </w:p>
         </w:tc>
@@ -1729,7 +1729,7 @@
                 <w:szCs w:val="18"/>
                 <w:color w:val="000000"/>
               </w:rPr>
-              <w:t xml:space="preserve">43 (19.2)</w:t>
+              <w:t xml:space="preserve">33 (14.7)</w:t>
             </w:r>
           </w:p>
         </w:tc>
@@ -1844,7 +1844,7 @@
                 <w:szCs w:val="18"/>
                 <w:color w:val="000000"/>
               </w:rPr>
-              <w:t xml:space="preserve">16 (7.1)</w:t>
+              <w:t xml:space="preserve">22 (9.8)</w:t>
             </w:r>
           </w:p>
         </w:tc>
@@ -1899,7 +1899,7 @@
                 <w:szCs w:val="18"/>
                 <w:color w:val="000000"/>
               </w:rPr>
-              <w:t xml:space="preserve">22 (9.8)</w:t>
+              <w:t xml:space="preserve">16 (7.1)</w:t>
             </w:r>
           </w:p>
         </w:tc>
@@ -2014,7 +2014,7 @@
                 <w:szCs w:val="18"/>
                 <w:color w:val="000000"/>
               </w:rPr>
-              <w:t xml:space="preserve">4 (1.8)</w:t>
+              <w:t xml:space="preserve">11 (4.9)</w:t>
             </w:r>
           </w:p>
         </w:tc>
@@ -2069,7 +2069,7 @@
                 <w:szCs w:val="18"/>
                 <w:color w:val="000000"/>
               </w:rPr>
-              <w:t xml:space="preserve">11 (4.9)</w:t>
+              <w:t xml:space="preserve">4 (1.8)</w:t>
             </w:r>
           </w:p>
         </w:tc>
@@ -2184,7 +2184,7 @@
                 <w:szCs w:val="18"/>
                 <w:color w:val="000000"/>
               </w:rPr>
-              <w:t xml:space="preserve">4 (1.8)</w:t>
+              <w:t xml:space="preserve">6 (2.7)</w:t>
             </w:r>
           </w:p>
         </w:tc>
@@ -2239,7 +2239,7 @@
                 <w:szCs w:val="18"/>
                 <w:color w:val="000000"/>
               </w:rPr>
-              <w:t xml:space="preserve">6 (2.7)</w:t>
+              <w:t xml:space="preserve">4 (1.8)</w:t>
             </w:r>
           </w:p>
         </w:tc>
@@ -2354,7 +2354,7 @@
                 <w:szCs w:val="18"/>
                 <w:color w:val="000000"/>
               </w:rPr>
-              <w:t xml:space="preserve">5 (2.2)</w:t>
+              <w:t xml:space="preserve">2 (0.9)</w:t>
             </w:r>
           </w:p>
         </w:tc>
@@ -2409,7 +2409,7 @@
                 <w:szCs w:val="18"/>
                 <w:color w:val="000000"/>
               </w:rPr>
-              <w:t xml:space="preserve">2 (0.9)</w:t>
+              <w:t xml:space="preserve">5 (2.2)</w:t>
             </w:r>
           </w:p>
         </w:tc>
@@ -2524,7 +2524,7 @@
                 <w:szCs w:val="18"/>
                 <w:color w:val="000000"/>
               </w:rPr>
-              <w:t xml:space="preserve">4 (1.8)</w:t>
+              <w:t xml:space="preserve">2 (0.9)</w:t>
             </w:r>
           </w:p>
         </w:tc>
@@ -2579,7 +2579,7 @@
                 <w:szCs w:val="18"/>
                 <w:color w:val="000000"/>
               </w:rPr>
-              <w:t xml:space="preserve">2 (0.9)</w:t>
+              <w:t xml:space="preserve">4 (1.8)</w:t>
             </w:r>
           </w:p>
         </w:tc>
@@ -2694,7 +2694,7 @@
                 <w:szCs w:val="18"/>
                 <w:color w:val="000000"/>
               </w:rPr>
-              <w:t xml:space="preserve">0 (0.0)</w:t>
+              <w:t xml:space="preserve">2 (0.9)</w:t>
             </w:r>
           </w:p>
         </w:tc>
@@ -2749,7 +2749,7 @@
                 <w:szCs w:val="18"/>
                 <w:color w:val="000000"/>
               </w:rPr>
-              <w:t xml:space="preserve">2 (0.9)</w:t>
+              <w:t xml:space="preserve">0 (0.0)</w:t>
             </w:r>
           </w:p>
         </w:tc>
@@ -2864,7 +2864,7 @@
                 <w:szCs w:val="18"/>
                 <w:color w:val="000000"/>
               </w:rPr>
-              <w:t xml:space="preserve">15 (6.7)</w:t>
+              <w:t xml:space="preserve">14 (6.2)</w:t>
             </w:r>
           </w:p>
         </w:tc>
@@ -2919,7 +2919,7 @@
                 <w:szCs w:val="18"/>
                 <w:color w:val="000000"/>
               </w:rPr>
-              <w:t xml:space="preserve">14 (6.2)</w:t>
+              <w:t xml:space="preserve">15 (6.7)</w:t>
             </w:r>
           </w:p>
         </w:tc>
@@ -2979,7 +2979,7 @@
                 <w:szCs w:val="18"/>
                 <w:color w:val="000000"/>
               </w:rPr>
-              <w:t xml:space="preserve">  Asthenia</w:t>
+              <w:t xml:space="preserve">  Fatigue</w:t>
             </w:r>
           </w:p>
         </w:tc>
@@ -3034,7 +3034,7 @@
                 <w:szCs w:val="18"/>
                 <w:color w:val="000000"/>
               </w:rPr>
-              <w:t xml:space="preserve">7 (3.1)</w:t>
+              <w:t xml:space="preserve">4 (1.8)</w:t>
             </w:r>
           </w:p>
         </w:tc>
@@ -3149,7 +3149,7 @@
                 <w:szCs w:val="18"/>
                 <w:color w:val="000000"/>
               </w:rPr>
-              <w:t xml:space="preserve">  Fatigue</w:t>
+              <w:t xml:space="preserve">  Asthenia</w:t>
             </w:r>
           </w:p>
         </w:tc>
@@ -3259,7 +3259,7 @@
                 <w:szCs w:val="18"/>
                 <w:color w:val="000000"/>
               </w:rPr>
-              <w:t xml:space="preserve">4 (1.8)</w:t>
+              <w:t xml:space="preserve">7 (3.1)</w:t>
             </w:r>
           </w:p>
         </w:tc>
@@ -3374,7 +3374,7 @@
                 <w:szCs w:val="18"/>
                 <w:color w:val="000000"/>
               </w:rPr>
-              <w:t xml:space="preserve">3 (1.3)</w:t>
+              <w:t xml:space="preserve">8 (3.6)</w:t>
             </w:r>
           </w:p>
         </w:tc>
@@ -3429,7 +3429,7 @@
                 <w:szCs w:val="18"/>
                 <w:color w:val="000000"/>
               </w:rPr>
-              <w:t xml:space="preserve">8 (3.6)</w:t>
+              <w:t xml:space="preserve">3 (1.3)</w:t>
             </w:r>
           </w:p>
         </w:tc>
@@ -3544,7 +3544,7 @@
                 <w:szCs w:val="18"/>
                 <w:color w:val="000000"/>
               </w:rPr>
-              <w:t xml:space="preserve">3 (1.3)</w:t>
+              <w:t xml:space="preserve">8 (3.6)</w:t>
             </w:r>
           </w:p>
         </w:tc>
@@ -3599,7 +3599,7 @@
                 <w:szCs w:val="18"/>
                 <w:color w:val="000000"/>
               </w:rPr>
-              <w:t xml:space="preserve">8 (3.6)</w:t>
+              <w:t xml:space="preserve">3 (1.3)</w:t>
             </w:r>
           </w:p>
         </w:tc>
@@ -3714,7 +3714,7 @@
                 <w:szCs w:val="18"/>
                 <w:color w:val="000000"/>
               </w:rPr>
-              <w:t xml:space="preserve">5 (2.2)</w:t>
+              <w:t xml:space="preserve">3 (1.3)</w:t>
             </w:r>
           </w:p>
         </w:tc>
@@ -3769,7 +3769,7 @@
                 <w:szCs w:val="18"/>
                 <w:color w:val="000000"/>
               </w:rPr>
-              <w:t xml:space="preserve">3 (1.3)</w:t>
+              <w:t xml:space="preserve">5 (2.2)</w:t>
             </w:r>
           </w:p>
         </w:tc>
@@ -3884,7 +3884,7 @@
                 <w:szCs w:val="18"/>
                 <w:color w:val="000000"/>
               </w:rPr>
-              <w:t xml:space="preserve">5 (2.2)</w:t>
+              <w:t xml:space="preserve">3 (1.3)</w:t>
             </w:r>
           </w:p>
         </w:tc>
@@ -3939,7 +3939,7 @@
                 <w:szCs w:val="18"/>
                 <w:color w:val="000000"/>
               </w:rPr>
-              <w:t xml:space="preserve">3 (1.3)</w:t>
+              <w:t xml:space="preserve">5 (2.2)</w:t>
             </w:r>
           </w:p>
         </w:tc>
@@ -4054,7 +4054,7 @@
                 <w:szCs w:val="18"/>
                 <w:color w:val="000000"/>
               </w:rPr>
-              <w:t xml:space="preserve">6 (2.7)</w:t>
+              <w:t xml:space="preserve">7 (3.1)</w:t>
             </w:r>
           </w:p>
         </w:tc>
@@ -4109,7 +4109,7 @@
                 <w:szCs w:val="18"/>
                 <w:color w:val="000000"/>
               </w:rPr>
-              <w:t xml:space="preserve">7 (3.1)</w:t>
+              <w:t xml:space="preserve">6 (2.7)</w:t>
             </w:r>
           </w:p>
         </w:tc>
@@ -4224,7 +4224,7 @@
                 <w:szCs w:val="18"/>
                 <w:color w:val="000000"/>
               </w:rPr>
-              <w:t xml:space="preserve">6 (2.7)</w:t>
+              <w:t xml:space="preserve">4 (1.8)</w:t>
             </w:r>
           </w:p>
         </w:tc>
@@ -4279,7 +4279,7 @@
                 <w:szCs w:val="18"/>
                 <w:color w:val="000000"/>
               </w:rPr>
-              <w:t xml:space="preserve">4 (1.8)</w:t>
+              <w:t xml:space="preserve">6 (2.7)</w:t>
             </w:r>
           </w:p>
         </w:tc>
@@ -4394,7 +4394,7 @@
                 <w:szCs w:val="18"/>
                 <w:color w:val="000000"/>
               </w:rPr>
-              <w:t xml:space="preserve">0 (0.0)</w:t>
+              <w:t xml:space="preserve">3 (1.3)</w:t>
             </w:r>
           </w:p>
         </w:tc>
@@ -4449,7 +4449,7 @@
                 <w:szCs w:val="18"/>
                 <w:color w:val="000000"/>
               </w:rPr>
-              <w:t xml:space="preserve">3 (1.3)</w:t>
+              <w:t xml:space="preserve">0 (0.0)</w:t>
             </w:r>
           </w:p>
         </w:tc>
@@ -4564,7 +4564,7 @@
                 <w:szCs w:val="18"/>
                 <w:color w:val="000000"/>
               </w:rPr>
-              <w:t xml:space="preserve">8 (3.6)</w:t>
+              <w:t xml:space="preserve">13 (5.8)</w:t>
             </w:r>
           </w:p>
         </w:tc>
@@ -4619,7 +4619,7 @@
                 <w:szCs w:val="18"/>
                 <w:color w:val="000000"/>
               </w:rPr>
-              <w:t xml:space="preserve">13 (5.8)</w:t>
+              <w:t xml:space="preserve">8 (3.6)</w:t>
             </w:r>
           </w:p>
         </w:tc>
@@ -4734,7 +4734,7 @@
                 <w:szCs w:val="18"/>
                 <w:color w:val="000000"/>
               </w:rPr>
-              <w:t xml:space="preserve">8 (3.6)</w:t>
+              <w:t xml:space="preserve">9 (4.0)</w:t>
             </w:r>
           </w:p>
         </w:tc>
@@ -4789,7 +4789,7 @@
                 <w:szCs w:val="18"/>
                 <w:color w:val="000000"/>
               </w:rPr>
-              <w:t xml:space="preserve">9 (4.0)</w:t>
+              <w:t xml:space="preserve">8 (3.6)</w:t>
             </w:r>
           </w:p>
         </w:tc>
@@ -4904,7 +4904,7 @@
                 <w:szCs w:val="18"/>
                 <w:color w:val="000000"/>
               </w:rPr>
-              <w:t xml:space="preserve">0 (0.0)</w:t>
+              <w:t xml:space="preserve">3 (1.3)</w:t>
             </w:r>
           </w:p>
         </w:tc>
@@ -4959,7 +4959,7 @@
                 <w:szCs w:val="18"/>
                 <w:color w:val="000000"/>
               </w:rPr>
-              <w:t xml:space="preserve">3 (1.3)</w:t>
+              <w:t xml:space="preserve">0 (0.0)</w:t>
             </w:r>
           </w:p>
         </w:tc>
@@ -5074,7 +5074,7 @@
                 <w:szCs w:val="18"/>
                 <w:color w:val="000000"/>
               </w:rPr>
-              <w:t xml:space="preserve">0 (0.0)</w:t>
+              <w:t xml:space="preserve">1 (0.4)</w:t>
             </w:r>
           </w:p>
         </w:tc>
@@ -5129,7 +5129,7 @@
                 <w:szCs w:val="18"/>
                 <w:color w:val="000000"/>
               </w:rPr>
-              <w:t xml:space="preserve">1 (0.4)</w:t>
+              <w:t xml:space="preserve">0 (0.0)</w:t>
             </w:r>
           </w:p>
         </w:tc>
@@ -5244,7 +5244,7 @@
           <w:szCs w:val="14"/>
           <w:color w:val="C0392B"/>
         </w:rPr>
-        <w:t xml:space="preserve">DRAFT — produced 2026-07-19 — synthetic data, NOT for regulatory submission</w:t>
+        <w:t xml:space="preserve">DRAFT — produced 2026-09-20 — synthetic data, NOT for regulatory submission</w:t>
       </w:r>
     </w:p>
     <w:sectPr>

--- a/tfl/tables/T-AE-04.docx
+++ b/tfl/tables/T-AE-04.docx
@@ -129,7 +129,7 @@
           <w:szCs w:val="18"/>
           <w:color w:val="444444"/>
         </w:rPr>
-        <w:t xml:space="preserve">Safety Population (N=449)</w:t>
+        <w:t xml:space="preserve">Safety Population (N=450)</w:t>
       </w:r>
     </w:p>
     <w:p>
@@ -288,7 +288,7 @@
                 <w:szCs w:val="18"/>
                 <w:color w:val="FFFFFF"/>
               </w:rPr>
-              <w:t xml:space="preserve">(N=225)</w:t>
+              <w:t xml:space="preserve">(N=300)</w:t>
             </w:r>
           </w:p>
         </w:tc>
@@ -369,7 +369,7 @@
                 <w:szCs w:val="18"/>
                 <w:color w:val="FFFFFF"/>
               </w:rPr>
-              <w:t xml:space="preserve">(N=224)</w:t>
+              <w:t xml:space="preserve">(N=150)</w:t>
             </w:r>
           </w:p>
         </w:tc>
@@ -484,7 +484,7 @@
                 <w:szCs w:val="18"/>
                 <w:color w:val="000000"/>
               </w:rPr>
-              <w:t xml:space="preserve">34 (15.1)</w:t>
+              <w:t xml:space="preserve">44 (14.7)</w:t>
             </w:r>
           </w:p>
         </w:tc>
@@ -539,7 +539,7 @@
                 <w:szCs w:val="18"/>
                 <w:color w:val="000000"/>
               </w:rPr>
-              <w:t xml:space="preserve">31 (13.8)</w:t>
+              <w:t xml:space="preserve">21 (14.0)</w:t>
             </w:r>
           </w:p>
         </w:tc>
@@ -599,7 +599,7 @@
                 <w:szCs w:val="18"/>
                 <w:color w:val="000000"/>
               </w:rPr>
-              <w:t xml:space="preserve">  Thrombocytopenia</w:t>
+              <w:t xml:space="preserve">  Neutropenia</w:t>
             </w:r>
           </w:p>
         </w:tc>
@@ -654,7 +654,7 @@
                 <w:szCs w:val="18"/>
                 <w:color w:val="000000"/>
               </w:rPr>
-              <w:t xml:space="preserve">14 (6.2)</w:t>
+              <w:t xml:space="preserve">16 (5.3)</w:t>
             </w:r>
           </w:p>
         </w:tc>
@@ -709,7 +709,7 @@
                 <w:szCs w:val="18"/>
                 <w:color w:val="000000"/>
               </w:rPr>
-              <w:t xml:space="preserve">14 (6.2)</w:t>
+              <w:t xml:space="preserve">9 (6.0)</w:t>
             </w:r>
           </w:p>
         </w:tc>
@@ -769,7 +769,7 @@
                 <w:szCs w:val="18"/>
                 <w:color w:val="000000"/>
               </w:rPr>
-              <w:t xml:space="preserve">  Neutropenia</w:t>
+              <w:t xml:space="preserve">  Thrombocytopenia</w:t>
             </w:r>
           </w:p>
         </w:tc>
@@ -824,7 +824,7 @@
                 <w:szCs w:val="18"/>
                 <w:color w:val="000000"/>
               </w:rPr>
-              <w:t xml:space="preserve">10 (4.4)</w:t>
+              <w:t xml:space="preserve">17 (5.7)</w:t>
             </w:r>
           </w:p>
         </w:tc>
@@ -879,7 +879,7 @@
                 <w:szCs w:val="18"/>
                 <w:color w:val="000000"/>
               </w:rPr>
-              <w:t xml:space="preserve">13 (5.8)</w:t>
+              <w:t xml:space="preserve">7 (4.7)</w:t>
             </w:r>
           </w:p>
         </w:tc>
@@ -994,7 +994,7 @@
                 <w:szCs w:val="18"/>
                 <w:color w:val="000000"/>
               </w:rPr>
-              <w:t xml:space="preserve">13 (5.8)</w:t>
+              <w:t xml:space="preserve">13 (4.3)</w:t>
             </w:r>
           </w:p>
         </w:tc>
@@ -1049,7 +1049,7 @@
                 <w:szCs w:val="18"/>
                 <w:color w:val="000000"/>
               </w:rPr>
-              <w:t xml:space="preserve">5 (2.2)</w:t>
+              <w:t xml:space="preserve">5 (3.3)</w:t>
             </w:r>
           </w:p>
         </w:tc>
@@ -1164,7 +1164,7 @@
                 <w:szCs w:val="18"/>
                 <w:color w:val="000000"/>
               </w:rPr>
-              <w:t xml:space="preserve">4 (1.8)</w:t>
+              <w:t xml:space="preserve">8 (2.7)</w:t>
             </w:r>
           </w:p>
         </w:tc>
@@ -1279,7 +1279,7 @@
                 <w:szCs w:val="18"/>
                 <w:color w:val="000000"/>
               </w:rPr>
-              <w:t xml:space="preserve">  Adrenal insufficiency</w:t>
+              <w:t xml:space="preserve">  Hypothyroidism</w:t>
             </w:r>
           </w:p>
         </w:tc>
@@ -1334,7 +1334,7 @@
                 <w:szCs w:val="18"/>
                 <w:color w:val="000000"/>
               </w:rPr>
-              <w:t xml:space="preserve">2 (0.9)</w:t>
+              <w:t xml:space="preserve">5 (1.7)</w:t>
             </w:r>
           </w:p>
         </w:tc>
@@ -1449,7 +1449,7 @@
                 <w:szCs w:val="18"/>
                 <w:color w:val="000000"/>
               </w:rPr>
-              <w:t xml:space="preserve">  Hypothyroidism</w:t>
+              <w:t xml:space="preserve">  Adrenal insufficiency</w:t>
             </w:r>
           </w:p>
         </w:tc>
@@ -1504,7 +1504,7 @@
                 <w:szCs w:val="18"/>
                 <w:color w:val="000000"/>
               </w:rPr>
-              <w:t xml:space="preserve">2 (0.9)</w:t>
+              <w:t xml:space="preserve">2 (0.7)</w:t>
             </w:r>
           </w:p>
         </w:tc>
@@ -1576,7 +1576,7 @@
               <w:left w:val="single" w:sz="8" w:space="0" w:color="666666"/>
               <w:right w:val="single" w:sz="3" w:space="0" w:color="CCCCCC"/>
             </w:tcBorders>
-            <w:shd w:val="clear" w:color="auto" w:fill="F2F2F2"/>
+            <w:shd w:val="clear" w:color="auto" w:fill="FFFFFF"/>
             <w:tcMar>
               <w:top w:w="0" w:type="dxa"/>
               <w:bottom w:w="0" w:type="dxa"/>
@@ -1596,30 +1596,30 @@
                 <w:right w:val="none" w:sz="0" w:space="0" w:color="000000"/>
               </w:pBdr>
               <w:spacing w:after="40" w:before="40" w:line="240"/>
-              <w:ind w:left="100" w:right="100" w:firstLine="0" w:firstLineChars="0"/>
-              <w:rPr>
-                <w:rFonts w:ascii="Arial" w:hAnsi="Arial" w:eastAsia="Arial" w:cs="Arial"/>
-                <w:i w:val="false"/>
-                <w:b w:val="true"/>
-                <w:u w:val="none"/>
-                <w:strike w:val="false"/>
-                <w:sz w:val="18"/>
-                <w:szCs w:val="18"/>
-                <w:color w:val="1F3864"/>
-              </w:rPr>
-            </w:pPr>
-            <w:r>
-              <w:rPr>
-                <w:rFonts w:ascii="Arial" w:hAnsi="Arial" w:eastAsia="Arial" w:cs="Arial"/>
-                <w:i w:val="false"/>
-                <w:b w:val="true"/>
-                <w:u w:val="none"/>
-                <w:strike w:val="false"/>
-                <w:sz w:val="18"/>
-                <w:szCs w:val="18"/>
-                <w:color w:val="1F3864"/>
-              </w:rPr>
-              <w:t xml:space="preserve">Gastrointestinal disorders</w:t>
+              <w:ind w:left="300" w:right="100" w:firstLine="0" w:firstLineChars="0"/>
+              <w:rPr>
+                <w:rFonts w:ascii="Arial" w:hAnsi="Arial" w:eastAsia="Arial" w:cs="Arial"/>
+                <w:i w:val="false"/>
+                <w:b w:val="false"/>
+                <w:u w:val="none"/>
+                <w:strike w:val="false"/>
+                <w:sz w:val="18"/>
+                <w:szCs w:val="18"/>
+                <w:color w:val="000000"/>
+              </w:rPr>
+            </w:pPr>
+            <w:r>
+              <w:rPr>
+                <w:rFonts w:ascii="Arial" w:hAnsi="Arial" w:eastAsia="Arial" w:cs="Arial"/>
+                <w:i w:val="false"/>
+                <w:b w:val="false"/>
+                <w:u w:val="none"/>
+                <w:strike w:val="false"/>
+                <w:sz w:val="18"/>
+                <w:szCs w:val="18"/>
+                <w:color w:val="000000"/>
+              </w:rPr>
+              <w:t xml:space="preserve">  Hyperthyroidism</w:t>
             </w:r>
           </w:p>
         </w:tc>
@@ -1631,7 +1631,7 @@
               <w:left w:val="single" w:sz="3" w:space="0" w:color="CCCCCC"/>
               <w:right w:val="single" w:sz="3" w:space="0" w:color="CCCCCC"/>
             </w:tcBorders>
-            <w:shd w:val="clear" w:color="auto" w:fill="F2F2F2"/>
+            <w:shd w:val="clear" w:color="auto" w:fill="FFFFFF"/>
             <w:tcMar>
               <w:top w:w="0" w:type="dxa"/>
               <w:bottom w:w="0" w:type="dxa"/>
@@ -1655,26 +1655,26 @@
               <w:rPr>
                 <w:rFonts w:ascii="Arial" w:hAnsi="Arial" w:eastAsia="Arial" w:cs="Arial"/>
                 <w:i w:val="false"/>
-                <w:b w:val="true"/>
-                <w:u w:val="none"/>
-                <w:strike w:val="false"/>
-                <w:sz w:val="18"/>
-                <w:szCs w:val="18"/>
-                <w:color w:val="000000"/>
-              </w:rPr>
-            </w:pPr>
-            <w:r>
-              <w:rPr>
-                <w:rFonts w:ascii="Arial" w:hAnsi="Arial" w:eastAsia="Arial" w:cs="Arial"/>
-                <w:i w:val="false"/>
-                <w:b w:val="true"/>
-                <w:u w:val="none"/>
-                <w:strike w:val="false"/>
-                <w:sz w:val="18"/>
-                <w:szCs w:val="18"/>
-                <w:color w:val="000000"/>
-              </w:rPr>
-              <w:t xml:space="preserve">43 (19.1)</w:t>
+                <w:b w:val="false"/>
+                <w:u w:val="none"/>
+                <w:strike w:val="false"/>
+                <w:sz w:val="18"/>
+                <w:szCs w:val="18"/>
+                <w:color w:val="000000"/>
+              </w:rPr>
+            </w:pPr>
+            <w:r>
+              <w:rPr>
+                <w:rFonts w:ascii="Arial" w:hAnsi="Arial" w:eastAsia="Arial" w:cs="Arial"/>
+                <w:i w:val="false"/>
+                <w:b w:val="false"/>
+                <w:u w:val="none"/>
+                <w:strike w:val="false"/>
+                <w:sz w:val="18"/>
+                <w:szCs w:val="18"/>
+                <w:color w:val="000000"/>
+              </w:rPr>
+              <w:t xml:space="preserve">1 (0.3)</w:t>
             </w:r>
           </w:p>
         </w:tc>
@@ -1686,7 +1686,7 @@
               <w:left w:val="single" w:sz="3" w:space="0" w:color="CCCCCC"/>
               <w:right w:val="single" w:sz="8" w:space="0" w:color="666666"/>
             </w:tcBorders>
-            <w:shd w:val="clear" w:color="auto" w:fill="F2F2F2"/>
+            <w:shd w:val="clear" w:color="auto" w:fill="FFFFFF"/>
             <w:tcMar>
               <w:top w:w="0" w:type="dxa"/>
               <w:bottom w:w="0" w:type="dxa"/>
@@ -1710,26 +1710,26 @@
               <w:rPr>
                 <w:rFonts w:ascii="Arial" w:hAnsi="Arial" w:eastAsia="Arial" w:cs="Arial"/>
                 <w:i w:val="false"/>
-                <w:b w:val="true"/>
-                <w:u w:val="none"/>
-                <w:strike w:val="false"/>
-                <w:sz w:val="18"/>
-                <w:szCs w:val="18"/>
-                <w:color w:val="000000"/>
-              </w:rPr>
-            </w:pPr>
-            <w:r>
-              <w:rPr>
-                <w:rFonts w:ascii="Arial" w:hAnsi="Arial" w:eastAsia="Arial" w:cs="Arial"/>
-                <w:i w:val="false"/>
-                <w:b w:val="true"/>
-                <w:u w:val="none"/>
-                <w:strike w:val="false"/>
-                <w:sz w:val="18"/>
-                <w:szCs w:val="18"/>
-                <w:color w:val="000000"/>
-              </w:rPr>
-              <w:t xml:space="preserve">33 (14.7)</w:t>
+                <w:b w:val="false"/>
+                <w:u w:val="none"/>
+                <w:strike w:val="false"/>
+                <w:sz w:val="18"/>
+                <w:szCs w:val="18"/>
+                <w:color w:val="000000"/>
+              </w:rPr>
+            </w:pPr>
+            <w:r>
+              <w:rPr>
+                <w:rFonts w:ascii="Arial" w:hAnsi="Arial" w:eastAsia="Arial" w:cs="Arial"/>
+                <w:i w:val="false"/>
+                <w:b w:val="false"/>
+                <w:u w:val="none"/>
+                <w:strike w:val="false"/>
+                <w:sz w:val="18"/>
+                <w:szCs w:val="18"/>
+                <w:color w:val="000000"/>
+              </w:rPr>
+              <w:t xml:space="preserve">0 (0.0)</w:t>
             </w:r>
           </w:p>
         </w:tc>
@@ -1746,7 +1746,7 @@
               <w:left w:val="single" w:sz="8" w:space="0" w:color="666666"/>
               <w:right w:val="single" w:sz="3" w:space="0" w:color="CCCCCC"/>
             </w:tcBorders>
-            <w:shd w:val="clear" w:color="auto" w:fill="FFFFFF"/>
+            <w:shd w:val="clear" w:color="auto" w:fill="F2F2F2"/>
             <w:tcMar>
               <w:top w:w="0" w:type="dxa"/>
               <w:bottom w:w="0" w:type="dxa"/>
@@ -1766,30 +1766,30 @@
                 <w:right w:val="none" w:sz="0" w:space="0" w:color="000000"/>
               </w:pBdr>
               <w:spacing w:after="40" w:before="40" w:line="240"/>
-              <w:ind w:left="300" w:right="100" w:firstLine="0" w:firstLineChars="0"/>
-              <w:rPr>
-                <w:rFonts w:ascii="Arial" w:hAnsi="Arial" w:eastAsia="Arial" w:cs="Arial"/>
-                <w:i w:val="false"/>
-                <w:b w:val="false"/>
-                <w:u w:val="none"/>
-                <w:strike w:val="false"/>
-                <w:sz w:val="18"/>
-                <w:szCs w:val="18"/>
-                <w:color w:val="000000"/>
-              </w:rPr>
-            </w:pPr>
-            <w:r>
-              <w:rPr>
-                <w:rFonts w:ascii="Arial" w:hAnsi="Arial" w:eastAsia="Arial" w:cs="Arial"/>
-                <w:i w:val="false"/>
-                <w:b w:val="false"/>
-                <w:u w:val="none"/>
-                <w:strike w:val="false"/>
-                <w:sz w:val="18"/>
-                <w:szCs w:val="18"/>
-                <w:color w:val="000000"/>
-              </w:rPr>
-              <w:t xml:space="preserve">  Nausea</w:t>
+              <w:ind w:left="100" w:right="100" w:firstLine="0" w:firstLineChars="0"/>
+              <w:rPr>
+                <w:rFonts w:ascii="Arial" w:hAnsi="Arial" w:eastAsia="Arial" w:cs="Arial"/>
+                <w:i w:val="false"/>
+                <w:b w:val="true"/>
+                <w:u w:val="none"/>
+                <w:strike w:val="false"/>
+                <w:sz w:val="18"/>
+                <w:szCs w:val="18"/>
+                <w:color w:val="1F3864"/>
+              </w:rPr>
+            </w:pPr>
+            <w:r>
+              <w:rPr>
+                <w:rFonts w:ascii="Arial" w:hAnsi="Arial" w:eastAsia="Arial" w:cs="Arial"/>
+                <w:i w:val="false"/>
+                <w:b w:val="true"/>
+                <w:u w:val="none"/>
+                <w:strike w:val="false"/>
+                <w:sz w:val="18"/>
+                <w:szCs w:val="18"/>
+                <w:color w:val="1F3864"/>
+              </w:rPr>
+              <w:t xml:space="preserve">Gastrointestinal disorders</w:t>
             </w:r>
           </w:p>
         </w:tc>
@@ -1801,7 +1801,7 @@
               <w:left w:val="single" w:sz="3" w:space="0" w:color="CCCCCC"/>
               <w:right w:val="single" w:sz="3" w:space="0" w:color="CCCCCC"/>
             </w:tcBorders>
-            <w:shd w:val="clear" w:color="auto" w:fill="FFFFFF"/>
+            <w:shd w:val="clear" w:color="auto" w:fill="F2F2F2"/>
             <w:tcMar>
               <w:top w:w="0" w:type="dxa"/>
               <w:bottom w:w="0" w:type="dxa"/>
@@ -1825,26 +1825,26 @@
               <w:rPr>
                 <w:rFonts w:ascii="Arial" w:hAnsi="Arial" w:eastAsia="Arial" w:cs="Arial"/>
                 <w:i w:val="false"/>
-                <w:b w:val="false"/>
-                <w:u w:val="none"/>
-                <w:strike w:val="false"/>
-                <w:sz w:val="18"/>
-                <w:szCs w:val="18"/>
-                <w:color w:val="000000"/>
-              </w:rPr>
-            </w:pPr>
-            <w:r>
-              <w:rPr>
-                <w:rFonts w:ascii="Arial" w:hAnsi="Arial" w:eastAsia="Arial" w:cs="Arial"/>
-                <w:i w:val="false"/>
-                <w:b w:val="false"/>
-                <w:u w:val="none"/>
-                <w:strike w:val="false"/>
-                <w:sz w:val="18"/>
-                <w:szCs w:val="18"/>
-                <w:color w:val="000000"/>
-              </w:rPr>
-              <w:t xml:space="preserve">22 (9.8)</w:t>
+                <w:b w:val="true"/>
+                <w:u w:val="none"/>
+                <w:strike w:val="false"/>
+                <w:sz w:val="18"/>
+                <w:szCs w:val="18"/>
+                <w:color w:val="000000"/>
+              </w:rPr>
+            </w:pPr>
+            <w:r>
+              <w:rPr>
+                <w:rFonts w:ascii="Arial" w:hAnsi="Arial" w:eastAsia="Arial" w:cs="Arial"/>
+                <w:i w:val="false"/>
+                <w:b w:val="true"/>
+                <w:u w:val="none"/>
+                <w:strike w:val="false"/>
+                <w:sz w:val="18"/>
+                <w:szCs w:val="18"/>
+                <w:color w:val="000000"/>
+              </w:rPr>
+              <w:t xml:space="preserve">52 (17.3)</w:t>
             </w:r>
           </w:p>
         </w:tc>
@@ -1856,7 +1856,7 @@
               <w:left w:val="single" w:sz="3" w:space="0" w:color="CCCCCC"/>
               <w:right w:val="single" w:sz="8" w:space="0" w:color="666666"/>
             </w:tcBorders>
-            <w:shd w:val="clear" w:color="auto" w:fill="FFFFFF"/>
+            <w:shd w:val="clear" w:color="auto" w:fill="F2F2F2"/>
             <w:tcMar>
               <w:top w:w="0" w:type="dxa"/>
               <w:bottom w:w="0" w:type="dxa"/>
@@ -1880,26 +1880,26 @@
               <w:rPr>
                 <w:rFonts w:ascii="Arial" w:hAnsi="Arial" w:eastAsia="Arial" w:cs="Arial"/>
                 <w:i w:val="false"/>
-                <w:b w:val="false"/>
-                <w:u w:val="none"/>
-                <w:strike w:val="false"/>
-                <w:sz w:val="18"/>
-                <w:szCs w:val="18"/>
-                <w:color w:val="000000"/>
-              </w:rPr>
-            </w:pPr>
-            <w:r>
-              <w:rPr>
-                <w:rFonts w:ascii="Arial" w:hAnsi="Arial" w:eastAsia="Arial" w:cs="Arial"/>
-                <w:i w:val="false"/>
-                <w:b w:val="false"/>
-                <w:u w:val="none"/>
-                <w:strike w:val="false"/>
-                <w:sz w:val="18"/>
-                <w:szCs w:val="18"/>
-                <w:color w:val="000000"/>
-              </w:rPr>
-              <w:t xml:space="preserve">16 (7.1)</w:t>
+                <w:b w:val="true"/>
+                <w:u w:val="none"/>
+                <w:strike w:val="false"/>
+                <w:sz w:val="18"/>
+                <w:szCs w:val="18"/>
+                <w:color w:val="000000"/>
+              </w:rPr>
+            </w:pPr>
+            <w:r>
+              <w:rPr>
+                <w:rFonts w:ascii="Arial" w:hAnsi="Arial" w:eastAsia="Arial" w:cs="Arial"/>
+                <w:i w:val="false"/>
+                <w:b w:val="true"/>
+                <w:u w:val="none"/>
+                <w:strike w:val="false"/>
+                <w:sz w:val="18"/>
+                <w:szCs w:val="18"/>
+                <w:color w:val="000000"/>
+              </w:rPr>
+              <w:t xml:space="preserve">21 (14.0)</w:t>
             </w:r>
           </w:p>
         </w:tc>
@@ -1959,7 +1959,7 @@
                 <w:szCs w:val="18"/>
                 <w:color w:val="000000"/>
               </w:rPr>
-              <w:t xml:space="preserve">  Diarrhoea</w:t>
+              <w:t xml:space="preserve">  Nausea</w:t>
             </w:r>
           </w:p>
         </w:tc>
@@ -2014,7 +2014,7 @@
                 <w:szCs w:val="18"/>
                 <w:color w:val="000000"/>
               </w:rPr>
-              <w:t xml:space="preserve">11 (4.9)</w:t>
+              <w:t xml:space="preserve">19 (6.3)</w:t>
             </w:r>
           </w:p>
         </w:tc>
@@ -2069,7 +2069,7 @@
                 <w:szCs w:val="18"/>
                 <w:color w:val="000000"/>
               </w:rPr>
-              <w:t xml:space="preserve">4 (1.8)</w:t>
+              <w:t xml:space="preserve">10 (6.7)</w:t>
             </w:r>
           </w:p>
         </w:tc>
@@ -2129,7 +2129,7 @@
                 <w:szCs w:val="18"/>
                 <w:color w:val="000000"/>
               </w:rPr>
-              <w:t xml:space="preserve">  Stomatitis</w:t>
+              <w:t xml:space="preserve">  Diarrhoea</w:t>
             </w:r>
           </w:p>
         </w:tc>
@@ -2184,7 +2184,7 @@
                 <w:szCs w:val="18"/>
                 <w:color w:val="000000"/>
               </w:rPr>
-              <w:t xml:space="preserve">6 (2.7)</w:t>
+              <w:t xml:space="preserve">11 (3.7)</w:t>
             </w:r>
           </w:p>
         </w:tc>
@@ -2239,7 +2239,7 @@
                 <w:szCs w:val="18"/>
                 <w:color w:val="000000"/>
               </w:rPr>
-              <w:t xml:space="preserve">4 (1.8)</w:t>
+              <w:t xml:space="preserve">4 (2.7)</w:t>
             </w:r>
           </w:p>
         </w:tc>
@@ -2299,7 +2299,7 @@
                 <w:szCs w:val="18"/>
                 <w:color w:val="000000"/>
               </w:rPr>
-              <w:t xml:space="preserve">  Constipation</w:t>
+              <w:t xml:space="preserve">  Stomatitis</w:t>
             </w:r>
           </w:p>
         </w:tc>
@@ -2354,7 +2354,7 @@
                 <w:szCs w:val="18"/>
                 <w:color w:val="000000"/>
               </w:rPr>
-              <w:t xml:space="preserve">2 (0.9)</w:t>
+              <w:t xml:space="preserve">8 (2.7)</w:t>
             </w:r>
           </w:p>
         </w:tc>
@@ -2409,7 +2409,7 @@
                 <w:szCs w:val="18"/>
                 <w:color w:val="000000"/>
               </w:rPr>
-              <w:t xml:space="preserve">5 (2.2)</w:t>
+              <w:t xml:space="preserve">5 (3.3)</w:t>
             </w:r>
           </w:p>
         </w:tc>
@@ -2469,7 +2469,7 @@
                 <w:szCs w:val="18"/>
                 <w:color w:val="000000"/>
               </w:rPr>
-              <w:t xml:space="preserve">  Vomiting</w:t>
+              <w:t xml:space="preserve">  Colitis</w:t>
             </w:r>
           </w:p>
         </w:tc>
@@ -2524,7 +2524,7 @@
                 <w:szCs w:val="18"/>
                 <w:color w:val="000000"/>
               </w:rPr>
-              <w:t xml:space="preserve">2 (0.9)</w:t>
+              <w:t xml:space="preserve">8 (2.7)</w:t>
             </w:r>
           </w:p>
         </w:tc>
@@ -2579,7 +2579,7 @@
                 <w:szCs w:val="18"/>
                 <w:color w:val="000000"/>
               </w:rPr>
-              <w:t xml:space="preserve">4 (1.8)</w:t>
+              <w:t xml:space="preserve">0 (0.0)</w:t>
             </w:r>
           </w:p>
         </w:tc>
@@ -2639,7 +2639,7 @@
                 <w:szCs w:val="18"/>
                 <w:color w:val="000000"/>
               </w:rPr>
-              <w:t xml:space="preserve">  Colitis</w:t>
+              <w:t xml:space="preserve">  Vomiting</w:t>
             </w:r>
           </w:p>
         </w:tc>
@@ -2694,7 +2694,7 @@
                 <w:szCs w:val="18"/>
                 <w:color w:val="000000"/>
               </w:rPr>
-              <w:t xml:space="preserve">2 (0.9)</w:t>
+              <w:t xml:space="preserve">8 (2.7)</w:t>
             </w:r>
           </w:p>
         </w:tc>
@@ -2749,7 +2749,7 @@
                 <w:szCs w:val="18"/>
                 <w:color w:val="000000"/>
               </w:rPr>
-              <w:t xml:space="preserve">0 (0.0)</w:t>
+              <w:t xml:space="preserve">4 (2.7)</w:t>
             </w:r>
           </w:p>
         </w:tc>
@@ -2766,7 +2766,7 @@
               <w:left w:val="single" w:sz="8" w:space="0" w:color="666666"/>
               <w:right w:val="single" w:sz="3" w:space="0" w:color="CCCCCC"/>
             </w:tcBorders>
-            <w:shd w:val="clear" w:color="auto" w:fill="F2F2F2"/>
+            <w:shd w:val="clear" w:color="auto" w:fill="FFFFFF"/>
             <w:tcMar>
               <w:top w:w="0" w:type="dxa"/>
               <w:bottom w:w="0" w:type="dxa"/>
@@ -2786,30 +2786,30 @@
                 <w:right w:val="none" w:sz="0" w:space="0" w:color="000000"/>
               </w:pBdr>
               <w:spacing w:after="40" w:before="40" w:line="240"/>
-              <w:ind w:left="100" w:right="100" w:firstLine="0" w:firstLineChars="0"/>
-              <w:rPr>
-                <w:rFonts w:ascii="Arial" w:hAnsi="Arial" w:eastAsia="Arial" w:cs="Arial"/>
-                <w:i w:val="false"/>
-                <w:b w:val="true"/>
-                <w:u w:val="none"/>
-                <w:strike w:val="false"/>
-                <w:sz w:val="18"/>
-                <w:szCs w:val="18"/>
-                <w:color w:val="1F3864"/>
-              </w:rPr>
-            </w:pPr>
-            <w:r>
-              <w:rPr>
-                <w:rFonts w:ascii="Arial" w:hAnsi="Arial" w:eastAsia="Arial" w:cs="Arial"/>
-                <w:i w:val="false"/>
-                <w:b w:val="true"/>
-                <w:u w:val="none"/>
-                <w:strike w:val="false"/>
-                <w:sz w:val="18"/>
-                <w:szCs w:val="18"/>
-                <w:color w:val="1F3864"/>
-              </w:rPr>
-              <w:t xml:space="preserve">General disorders and administration site conditions</w:t>
+              <w:ind w:left="300" w:right="100" w:firstLine="0" w:firstLineChars="0"/>
+              <w:rPr>
+                <w:rFonts w:ascii="Arial" w:hAnsi="Arial" w:eastAsia="Arial" w:cs="Arial"/>
+                <w:i w:val="false"/>
+                <w:b w:val="false"/>
+                <w:u w:val="none"/>
+                <w:strike w:val="false"/>
+                <w:sz w:val="18"/>
+                <w:szCs w:val="18"/>
+                <w:color w:val="000000"/>
+              </w:rPr>
+            </w:pPr>
+            <w:r>
+              <w:rPr>
+                <w:rFonts w:ascii="Arial" w:hAnsi="Arial" w:eastAsia="Arial" w:cs="Arial"/>
+                <w:i w:val="false"/>
+                <w:b w:val="false"/>
+                <w:u w:val="none"/>
+                <w:strike w:val="false"/>
+                <w:sz w:val="18"/>
+                <w:szCs w:val="18"/>
+                <w:color w:val="000000"/>
+              </w:rPr>
+              <w:t xml:space="preserve">  Constipation</w:t>
             </w:r>
           </w:p>
         </w:tc>
@@ -2821,7 +2821,7 @@
               <w:left w:val="single" w:sz="3" w:space="0" w:color="CCCCCC"/>
               <w:right w:val="single" w:sz="3" w:space="0" w:color="CCCCCC"/>
             </w:tcBorders>
-            <w:shd w:val="clear" w:color="auto" w:fill="F2F2F2"/>
+            <w:shd w:val="clear" w:color="auto" w:fill="FFFFFF"/>
             <w:tcMar>
               <w:top w:w="0" w:type="dxa"/>
               <w:bottom w:w="0" w:type="dxa"/>
@@ -2845,26 +2845,26 @@
               <w:rPr>
                 <w:rFonts w:ascii="Arial" w:hAnsi="Arial" w:eastAsia="Arial" w:cs="Arial"/>
                 <w:i w:val="false"/>
-                <w:b w:val="true"/>
-                <w:u w:val="none"/>
-                <w:strike w:val="false"/>
-                <w:sz w:val="18"/>
-                <w:szCs w:val="18"/>
-                <w:color w:val="000000"/>
-              </w:rPr>
-            </w:pPr>
-            <w:r>
-              <w:rPr>
-                <w:rFonts w:ascii="Arial" w:hAnsi="Arial" w:eastAsia="Arial" w:cs="Arial"/>
-                <w:i w:val="false"/>
-                <w:b w:val="true"/>
-                <w:u w:val="none"/>
-                <w:strike w:val="false"/>
-                <w:sz w:val="18"/>
-                <w:szCs w:val="18"/>
-                <w:color w:val="000000"/>
-              </w:rPr>
-              <w:t xml:space="preserve">14 (6.2)</w:t>
+                <w:b w:val="false"/>
+                <w:u w:val="none"/>
+                <w:strike w:val="false"/>
+                <w:sz w:val="18"/>
+                <w:szCs w:val="18"/>
+                <w:color w:val="000000"/>
+              </w:rPr>
+            </w:pPr>
+            <w:r>
+              <w:rPr>
+                <w:rFonts w:ascii="Arial" w:hAnsi="Arial" w:eastAsia="Arial" w:cs="Arial"/>
+                <w:i w:val="false"/>
+                <w:b w:val="false"/>
+                <w:u w:val="none"/>
+                <w:strike w:val="false"/>
+                <w:sz w:val="18"/>
+                <w:szCs w:val="18"/>
+                <w:color w:val="000000"/>
+              </w:rPr>
+              <w:t xml:space="preserve">4 (1.3)</w:t>
             </w:r>
           </w:p>
         </w:tc>
@@ -2876,7 +2876,7 @@
               <w:left w:val="single" w:sz="3" w:space="0" w:color="CCCCCC"/>
               <w:right w:val="single" w:sz="8" w:space="0" w:color="666666"/>
             </w:tcBorders>
-            <w:shd w:val="clear" w:color="auto" w:fill="F2F2F2"/>
+            <w:shd w:val="clear" w:color="auto" w:fill="FFFFFF"/>
             <w:tcMar>
               <w:top w:w="0" w:type="dxa"/>
               <w:bottom w:w="0" w:type="dxa"/>
@@ -2900,26 +2900,26 @@
               <w:rPr>
                 <w:rFonts w:ascii="Arial" w:hAnsi="Arial" w:eastAsia="Arial" w:cs="Arial"/>
                 <w:i w:val="false"/>
-                <w:b w:val="true"/>
-                <w:u w:val="none"/>
-                <w:strike w:val="false"/>
-                <w:sz w:val="18"/>
-                <w:szCs w:val="18"/>
-                <w:color w:val="000000"/>
-              </w:rPr>
-            </w:pPr>
-            <w:r>
-              <w:rPr>
-                <w:rFonts w:ascii="Arial" w:hAnsi="Arial" w:eastAsia="Arial" w:cs="Arial"/>
-                <w:i w:val="false"/>
-                <w:b w:val="true"/>
-                <w:u w:val="none"/>
-                <w:strike w:val="false"/>
-                <w:sz w:val="18"/>
-                <w:szCs w:val="18"/>
-                <w:color w:val="000000"/>
-              </w:rPr>
-              <w:t xml:space="preserve">15 (6.7)</w:t>
+                <w:b w:val="false"/>
+                <w:u w:val="none"/>
+                <w:strike w:val="false"/>
+                <w:sz w:val="18"/>
+                <w:szCs w:val="18"/>
+                <w:color w:val="000000"/>
+              </w:rPr>
+            </w:pPr>
+            <w:r>
+              <w:rPr>
+                <w:rFonts w:ascii="Arial" w:hAnsi="Arial" w:eastAsia="Arial" w:cs="Arial"/>
+                <w:i w:val="false"/>
+                <w:b w:val="false"/>
+                <w:u w:val="none"/>
+                <w:strike w:val="false"/>
+                <w:sz w:val="18"/>
+                <w:szCs w:val="18"/>
+                <w:color w:val="000000"/>
+              </w:rPr>
+              <w:t xml:space="preserve">1 (0.7)</w:t>
             </w:r>
           </w:p>
         </w:tc>
@@ -2936,7 +2936,7 @@
               <w:left w:val="single" w:sz="8" w:space="0" w:color="666666"/>
               <w:right w:val="single" w:sz="3" w:space="0" w:color="CCCCCC"/>
             </w:tcBorders>
-            <w:shd w:val="clear" w:color="auto" w:fill="FFFFFF"/>
+            <w:shd w:val="clear" w:color="auto" w:fill="F2F2F2"/>
             <w:tcMar>
               <w:top w:w="0" w:type="dxa"/>
               <w:bottom w:w="0" w:type="dxa"/>
@@ -2956,30 +2956,30 @@
                 <w:right w:val="none" w:sz="0" w:space="0" w:color="000000"/>
               </w:pBdr>
               <w:spacing w:after="40" w:before="40" w:line="240"/>
-              <w:ind w:left="300" w:right="100" w:firstLine="0" w:firstLineChars="0"/>
-              <w:rPr>
-                <w:rFonts w:ascii="Arial" w:hAnsi="Arial" w:eastAsia="Arial" w:cs="Arial"/>
-                <w:i w:val="false"/>
-                <w:b w:val="false"/>
-                <w:u w:val="none"/>
-                <w:strike w:val="false"/>
-                <w:sz w:val="18"/>
-                <w:szCs w:val="18"/>
-                <w:color w:val="000000"/>
-              </w:rPr>
-            </w:pPr>
-            <w:r>
-              <w:rPr>
-                <w:rFonts w:ascii="Arial" w:hAnsi="Arial" w:eastAsia="Arial" w:cs="Arial"/>
-                <w:i w:val="false"/>
-                <w:b w:val="false"/>
-                <w:u w:val="none"/>
-                <w:strike w:val="false"/>
-                <w:sz w:val="18"/>
-                <w:szCs w:val="18"/>
-                <w:color w:val="000000"/>
-              </w:rPr>
-              <w:t xml:space="preserve">  Fatigue</w:t>
+              <w:ind w:left="100" w:right="100" w:firstLine="0" w:firstLineChars="0"/>
+              <w:rPr>
+                <w:rFonts w:ascii="Arial" w:hAnsi="Arial" w:eastAsia="Arial" w:cs="Arial"/>
+                <w:i w:val="false"/>
+                <w:b w:val="true"/>
+                <w:u w:val="none"/>
+                <w:strike w:val="false"/>
+                <w:sz w:val="18"/>
+                <w:szCs w:val="18"/>
+                <w:color w:val="1F3864"/>
+              </w:rPr>
+            </w:pPr>
+            <w:r>
+              <w:rPr>
+                <w:rFonts w:ascii="Arial" w:hAnsi="Arial" w:eastAsia="Arial" w:cs="Arial"/>
+                <w:i w:val="false"/>
+                <w:b w:val="true"/>
+                <w:u w:val="none"/>
+                <w:strike w:val="false"/>
+                <w:sz w:val="18"/>
+                <w:szCs w:val="18"/>
+                <w:color w:val="1F3864"/>
+              </w:rPr>
+              <w:t xml:space="preserve">General disorders and administration site conditions</w:t>
             </w:r>
           </w:p>
         </w:tc>
@@ -2991,7 +2991,7 @@
               <w:left w:val="single" w:sz="3" w:space="0" w:color="CCCCCC"/>
               <w:right w:val="single" w:sz="3" w:space="0" w:color="CCCCCC"/>
             </w:tcBorders>
-            <w:shd w:val="clear" w:color="auto" w:fill="FFFFFF"/>
+            <w:shd w:val="clear" w:color="auto" w:fill="F2F2F2"/>
             <w:tcMar>
               <w:top w:w="0" w:type="dxa"/>
               <w:bottom w:w="0" w:type="dxa"/>
@@ -3015,26 +3015,26 @@
               <w:rPr>
                 <w:rFonts w:ascii="Arial" w:hAnsi="Arial" w:eastAsia="Arial" w:cs="Arial"/>
                 <w:i w:val="false"/>
-                <w:b w:val="false"/>
-                <w:u w:val="none"/>
-                <w:strike w:val="false"/>
-                <w:sz w:val="18"/>
-                <w:szCs w:val="18"/>
-                <w:color w:val="000000"/>
-              </w:rPr>
-            </w:pPr>
-            <w:r>
-              <w:rPr>
-                <w:rFonts w:ascii="Arial" w:hAnsi="Arial" w:eastAsia="Arial" w:cs="Arial"/>
-                <w:i w:val="false"/>
-                <w:b w:val="false"/>
-                <w:u w:val="none"/>
-                <w:strike w:val="false"/>
-                <w:sz w:val="18"/>
-                <w:szCs w:val="18"/>
-                <w:color w:val="000000"/>
-              </w:rPr>
-              <w:t xml:space="preserve">4 (1.8)</w:t>
+                <w:b w:val="true"/>
+                <w:u w:val="none"/>
+                <w:strike w:val="false"/>
+                <w:sz w:val="18"/>
+                <w:szCs w:val="18"/>
+                <w:color w:val="000000"/>
+              </w:rPr>
+            </w:pPr>
+            <w:r>
+              <w:rPr>
+                <w:rFonts w:ascii="Arial" w:hAnsi="Arial" w:eastAsia="Arial" w:cs="Arial"/>
+                <w:i w:val="false"/>
+                <w:b w:val="true"/>
+                <w:u w:val="none"/>
+                <w:strike w:val="false"/>
+                <w:sz w:val="18"/>
+                <w:szCs w:val="18"/>
+                <w:color w:val="000000"/>
+              </w:rPr>
+              <w:t xml:space="preserve">14 (4.7)</w:t>
             </w:r>
           </w:p>
         </w:tc>
@@ -3046,7 +3046,7 @@
               <w:left w:val="single" w:sz="3" w:space="0" w:color="CCCCCC"/>
               <w:right w:val="single" w:sz="8" w:space="0" w:color="666666"/>
             </w:tcBorders>
-            <w:shd w:val="clear" w:color="auto" w:fill="FFFFFF"/>
+            <w:shd w:val="clear" w:color="auto" w:fill="F2F2F2"/>
             <w:tcMar>
               <w:top w:w="0" w:type="dxa"/>
               <w:bottom w:w="0" w:type="dxa"/>
@@ -3070,26 +3070,26 @@
               <w:rPr>
                 <w:rFonts w:ascii="Arial" w:hAnsi="Arial" w:eastAsia="Arial" w:cs="Arial"/>
                 <w:i w:val="false"/>
-                <w:b w:val="false"/>
-                <w:u w:val="none"/>
-                <w:strike w:val="false"/>
-                <w:sz w:val="18"/>
-                <w:szCs w:val="18"/>
-                <w:color w:val="000000"/>
-              </w:rPr>
-            </w:pPr>
-            <w:r>
-              <w:rPr>
-                <w:rFonts w:ascii="Arial" w:hAnsi="Arial" w:eastAsia="Arial" w:cs="Arial"/>
-                <w:i w:val="false"/>
-                <w:b w:val="false"/>
-                <w:u w:val="none"/>
-                <w:strike w:val="false"/>
-                <w:sz w:val="18"/>
-                <w:szCs w:val="18"/>
-                <w:color w:val="000000"/>
-              </w:rPr>
-              <w:t xml:space="preserve">10 (4.5)</w:t>
+                <w:b w:val="true"/>
+                <w:u w:val="none"/>
+                <w:strike w:val="false"/>
+                <w:sz w:val="18"/>
+                <w:szCs w:val="18"/>
+                <w:color w:val="000000"/>
+              </w:rPr>
+            </w:pPr>
+            <w:r>
+              <w:rPr>
+                <w:rFonts w:ascii="Arial" w:hAnsi="Arial" w:eastAsia="Arial" w:cs="Arial"/>
+                <w:i w:val="false"/>
+                <w:b w:val="true"/>
+                <w:u w:val="none"/>
+                <w:strike w:val="false"/>
+                <w:sz w:val="18"/>
+                <w:szCs w:val="18"/>
+                <w:color w:val="000000"/>
+              </w:rPr>
+              <w:t xml:space="preserve">4 (2.7)</w:t>
             </w:r>
           </w:p>
         </w:tc>
@@ -3149,7 +3149,7 @@
                 <w:szCs w:val="18"/>
                 <w:color w:val="000000"/>
               </w:rPr>
-              <w:t xml:space="preserve">  Asthenia</w:t>
+              <w:t xml:space="preserve">  Fatigue</w:t>
             </w:r>
           </w:p>
         </w:tc>
@@ -3204,7 +3204,7 @@
                 <w:szCs w:val="18"/>
                 <w:color w:val="000000"/>
               </w:rPr>
-              <w:t xml:space="preserve">10 (4.4)</w:t>
+              <w:t xml:space="preserve">8 (2.7)</w:t>
             </w:r>
           </w:p>
         </w:tc>
@@ -3259,7 +3259,7 @@
                 <w:szCs w:val="18"/>
                 <w:color w:val="000000"/>
               </w:rPr>
-              <w:t xml:space="preserve">7 (3.1)</w:t>
+              <w:t xml:space="preserve">3 (2.0)</w:t>
             </w:r>
           </w:p>
         </w:tc>
@@ -3276,7 +3276,7 @@
               <w:left w:val="single" w:sz="8" w:space="0" w:color="666666"/>
               <w:right w:val="single" w:sz="3" w:space="0" w:color="CCCCCC"/>
             </w:tcBorders>
-            <w:shd w:val="clear" w:color="auto" w:fill="F2F2F2"/>
+            <w:shd w:val="clear" w:color="auto" w:fill="FFFFFF"/>
             <w:tcMar>
               <w:top w:w="0" w:type="dxa"/>
               <w:bottom w:w="0" w:type="dxa"/>
@@ -3296,30 +3296,30 @@
                 <w:right w:val="none" w:sz="0" w:space="0" w:color="000000"/>
               </w:pBdr>
               <w:spacing w:after="40" w:before="40" w:line="240"/>
-              <w:ind w:left="100" w:right="100" w:firstLine="0" w:firstLineChars="0"/>
-              <w:rPr>
-                <w:rFonts w:ascii="Arial" w:hAnsi="Arial" w:eastAsia="Arial" w:cs="Arial"/>
-                <w:i w:val="false"/>
-                <w:b w:val="true"/>
-                <w:u w:val="none"/>
-                <w:strike w:val="false"/>
-                <w:sz w:val="18"/>
-                <w:szCs w:val="18"/>
-                <w:color w:val="1F3864"/>
-              </w:rPr>
-            </w:pPr>
-            <w:r>
-              <w:rPr>
-                <w:rFonts w:ascii="Arial" w:hAnsi="Arial" w:eastAsia="Arial" w:cs="Arial"/>
-                <w:i w:val="false"/>
-                <w:b w:val="true"/>
-                <w:u w:val="none"/>
-                <w:strike w:val="false"/>
-                <w:sz w:val="18"/>
-                <w:szCs w:val="18"/>
-                <w:color w:val="1F3864"/>
-              </w:rPr>
-              <w:t xml:space="preserve">Metabolism and nutrition disorders</w:t>
+              <w:ind w:left="300" w:right="100" w:firstLine="0" w:firstLineChars="0"/>
+              <w:rPr>
+                <w:rFonts w:ascii="Arial" w:hAnsi="Arial" w:eastAsia="Arial" w:cs="Arial"/>
+                <w:i w:val="false"/>
+                <w:b w:val="false"/>
+                <w:u w:val="none"/>
+                <w:strike w:val="false"/>
+                <w:sz w:val="18"/>
+                <w:szCs w:val="18"/>
+                <w:color w:val="000000"/>
+              </w:rPr>
+            </w:pPr>
+            <w:r>
+              <w:rPr>
+                <w:rFonts w:ascii="Arial" w:hAnsi="Arial" w:eastAsia="Arial" w:cs="Arial"/>
+                <w:i w:val="false"/>
+                <w:b w:val="false"/>
+                <w:u w:val="none"/>
+                <w:strike w:val="false"/>
+                <w:sz w:val="18"/>
+                <w:szCs w:val="18"/>
+                <w:color w:val="000000"/>
+              </w:rPr>
+              <w:t xml:space="preserve">  Asthenia</w:t>
             </w:r>
           </w:p>
         </w:tc>
@@ -3331,7 +3331,7 @@
               <w:left w:val="single" w:sz="3" w:space="0" w:color="CCCCCC"/>
               <w:right w:val="single" w:sz="3" w:space="0" w:color="CCCCCC"/>
             </w:tcBorders>
-            <w:shd w:val="clear" w:color="auto" w:fill="F2F2F2"/>
+            <w:shd w:val="clear" w:color="auto" w:fill="FFFFFF"/>
             <w:tcMar>
               <w:top w:w="0" w:type="dxa"/>
               <w:bottom w:w="0" w:type="dxa"/>
@@ -3355,26 +3355,26 @@
               <w:rPr>
                 <w:rFonts w:ascii="Arial" w:hAnsi="Arial" w:eastAsia="Arial" w:cs="Arial"/>
                 <w:i w:val="false"/>
-                <w:b w:val="true"/>
-                <w:u w:val="none"/>
-                <w:strike w:val="false"/>
-                <w:sz w:val="18"/>
-                <w:szCs w:val="18"/>
-                <w:color w:val="000000"/>
-              </w:rPr>
-            </w:pPr>
-            <w:r>
-              <w:rPr>
-                <w:rFonts w:ascii="Arial" w:hAnsi="Arial" w:eastAsia="Arial" w:cs="Arial"/>
-                <w:i w:val="false"/>
-                <w:b w:val="true"/>
-                <w:u w:val="none"/>
-                <w:strike w:val="false"/>
-                <w:sz w:val="18"/>
-                <w:szCs w:val="18"/>
-                <w:color w:val="000000"/>
-              </w:rPr>
-              <w:t xml:space="preserve">8 (3.6)</w:t>
+                <w:b w:val="false"/>
+                <w:u w:val="none"/>
+                <w:strike w:val="false"/>
+                <w:sz w:val="18"/>
+                <w:szCs w:val="18"/>
+                <w:color w:val="000000"/>
+              </w:rPr>
+            </w:pPr>
+            <w:r>
+              <w:rPr>
+                <w:rFonts w:ascii="Arial" w:hAnsi="Arial" w:eastAsia="Arial" w:cs="Arial"/>
+                <w:i w:val="false"/>
+                <w:b w:val="false"/>
+                <w:u w:val="none"/>
+                <w:strike w:val="false"/>
+                <w:sz w:val="18"/>
+                <w:szCs w:val="18"/>
+                <w:color w:val="000000"/>
+              </w:rPr>
+              <w:t xml:space="preserve">6 (2.0)</w:t>
             </w:r>
           </w:p>
         </w:tc>
@@ -3386,7 +3386,7 @@
               <w:left w:val="single" w:sz="3" w:space="0" w:color="CCCCCC"/>
               <w:right w:val="single" w:sz="8" w:space="0" w:color="666666"/>
             </w:tcBorders>
-            <w:shd w:val="clear" w:color="auto" w:fill="F2F2F2"/>
+            <w:shd w:val="clear" w:color="auto" w:fill="FFFFFF"/>
             <w:tcMar>
               <w:top w:w="0" w:type="dxa"/>
               <w:bottom w:w="0" w:type="dxa"/>
@@ -3410,26 +3410,26 @@
               <w:rPr>
                 <w:rFonts w:ascii="Arial" w:hAnsi="Arial" w:eastAsia="Arial" w:cs="Arial"/>
                 <w:i w:val="false"/>
-                <w:b w:val="true"/>
-                <w:u w:val="none"/>
-                <w:strike w:val="false"/>
-                <w:sz w:val="18"/>
-                <w:szCs w:val="18"/>
-                <w:color w:val="000000"/>
-              </w:rPr>
-            </w:pPr>
-            <w:r>
-              <w:rPr>
-                <w:rFonts w:ascii="Arial" w:hAnsi="Arial" w:eastAsia="Arial" w:cs="Arial"/>
-                <w:i w:val="false"/>
-                <w:b w:val="true"/>
-                <w:u w:val="none"/>
-                <w:strike w:val="false"/>
-                <w:sz w:val="18"/>
-                <w:szCs w:val="18"/>
-                <w:color w:val="000000"/>
-              </w:rPr>
-              <w:t xml:space="preserve">3 (1.3)</w:t>
+                <w:b w:val="false"/>
+                <w:u w:val="none"/>
+                <w:strike w:val="false"/>
+                <w:sz w:val="18"/>
+                <w:szCs w:val="18"/>
+                <w:color w:val="000000"/>
+              </w:rPr>
+            </w:pPr>
+            <w:r>
+              <w:rPr>
+                <w:rFonts w:ascii="Arial" w:hAnsi="Arial" w:eastAsia="Arial" w:cs="Arial"/>
+                <w:i w:val="false"/>
+                <w:b w:val="false"/>
+                <w:u w:val="none"/>
+                <w:strike w:val="false"/>
+                <w:sz w:val="18"/>
+                <w:szCs w:val="18"/>
+                <w:color w:val="000000"/>
+              </w:rPr>
+              <w:t xml:space="preserve">1 (0.7)</w:t>
             </w:r>
           </w:p>
         </w:tc>
@@ -3446,7 +3446,7 @@
               <w:left w:val="single" w:sz="8" w:space="0" w:color="666666"/>
               <w:right w:val="single" w:sz="3" w:space="0" w:color="CCCCCC"/>
             </w:tcBorders>
-            <w:shd w:val="clear" w:color="auto" w:fill="FFFFFF"/>
+            <w:shd w:val="clear" w:color="auto" w:fill="F2F2F2"/>
             <w:tcMar>
               <w:top w:w="0" w:type="dxa"/>
               <w:bottom w:w="0" w:type="dxa"/>
@@ -3466,30 +3466,30 @@
                 <w:right w:val="none" w:sz="0" w:space="0" w:color="000000"/>
               </w:pBdr>
               <w:spacing w:after="40" w:before="40" w:line="240"/>
-              <w:ind w:left="300" w:right="100" w:firstLine="0" w:firstLineChars="0"/>
-              <w:rPr>
-                <w:rFonts w:ascii="Arial" w:hAnsi="Arial" w:eastAsia="Arial" w:cs="Arial"/>
-                <w:i w:val="false"/>
-                <w:b w:val="false"/>
-                <w:u w:val="none"/>
-                <w:strike w:val="false"/>
-                <w:sz w:val="18"/>
-                <w:szCs w:val="18"/>
-                <w:color w:val="000000"/>
-              </w:rPr>
-            </w:pPr>
-            <w:r>
-              <w:rPr>
-                <w:rFonts w:ascii="Arial" w:hAnsi="Arial" w:eastAsia="Arial" w:cs="Arial"/>
-                <w:i w:val="false"/>
-                <w:b w:val="false"/>
-                <w:u w:val="none"/>
-                <w:strike w:val="false"/>
-                <w:sz w:val="18"/>
-                <w:szCs w:val="18"/>
-                <w:color w:val="000000"/>
-              </w:rPr>
-              <w:t xml:space="preserve">  Decreased appetite</w:t>
+              <w:ind w:left="100" w:right="100" w:firstLine="0" w:firstLineChars="0"/>
+              <w:rPr>
+                <w:rFonts w:ascii="Arial" w:hAnsi="Arial" w:eastAsia="Arial" w:cs="Arial"/>
+                <w:i w:val="false"/>
+                <w:b w:val="true"/>
+                <w:u w:val="none"/>
+                <w:strike w:val="false"/>
+                <w:sz w:val="18"/>
+                <w:szCs w:val="18"/>
+                <w:color w:val="1F3864"/>
+              </w:rPr>
+            </w:pPr>
+            <w:r>
+              <w:rPr>
+                <w:rFonts w:ascii="Arial" w:hAnsi="Arial" w:eastAsia="Arial" w:cs="Arial"/>
+                <w:i w:val="false"/>
+                <w:b w:val="true"/>
+                <w:u w:val="none"/>
+                <w:strike w:val="false"/>
+                <w:sz w:val="18"/>
+                <w:szCs w:val="18"/>
+                <w:color w:val="1F3864"/>
+              </w:rPr>
+              <w:t xml:space="preserve">Hepatobiliary disorders</w:t>
             </w:r>
           </w:p>
         </w:tc>
@@ -3501,7 +3501,7 @@
               <w:left w:val="single" w:sz="3" w:space="0" w:color="CCCCCC"/>
               <w:right w:val="single" w:sz="3" w:space="0" w:color="CCCCCC"/>
             </w:tcBorders>
-            <w:shd w:val="clear" w:color="auto" w:fill="FFFFFF"/>
+            <w:shd w:val="clear" w:color="auto" w:fill="F2F2F2"/>
             <w:tcMar>
               <w:top w:w="0" w:type="dxa"/>
               <w:bottom w:w="0" w:type="dxa"/>
@@ -3525,26 +3525,26 @@
               <w:rPr>
                 <w:rFonts w:ascii="Arial" w:hAnsi="Arial" w:eastAsia="Arial" w:cs="Arial"/>
                 <w:i w:val="false"/>
-                <w:b w:val="false"/>
-                <w:u w:val="none"/>
-                <w:strike w:val="false"/>
-                <w:sz w:val="18"/>
-                <w:szCs w:val="18"/>
-                <w:color w:val="000000"/>
-              </w:rPr>
-            </w:pPr>
-            <w:r>
-              <w:rPr>
-                <w:rFonts w:ascii="Arial" w:hAnsi="Arial" w:eastAsia="Arial" w:cs="Arial"/>
-                <w:i w:val="false"/>
-                <w:b w:val="false"/>
-                <w:u w:val="none"/>
-                <w:strike w:val="false"/>
-                <w:sz w:val="18"/>
-                <w:szCs w:val="18"/>
-                <w:color w:val="000000"/>
-              </w:rPr>
-              <w:t xml:space="preserve">8 (3.6)</w:t>
+                <w:b w:val="true"/>
+                <w:u w:val="none"/>
+                <w:strike w:val="false"/>
+                <w:sz w:val="18"/>
+                <w:szCs w:val="18"/>
+                <w:color w:val="000000"/>
+              </w:rPr>
+            </w:pPr>
+            <w:r>
+              <w:rPr>
+                <w:rFonts w:ascii="Arial" w:hAnsi="Arial" w:eastAsia="Arial" w:cs="Arial"/>
+                <w:i w:val="false"/>
+                <w:b w:val="true"/>
+                <w:u w:val="none"/>
+                <w:strike w:val="false"/>
+                <w:sz w:val="18"/>
+                <w:szCs w:val="18"/>
+                <w:color w:val="000000"/>
+              </w:rPr>
+              <w:t xml:space="preserve">7 (2.3)</w:t>
             </w:r>
           </w:p>
         </w:tc>
@@ -3556,7 +3556,7 @@
               <w:left w:val="single" w:sz="3" w:space="0" w:color="CCCCCC"/>
               <w:right w:val="single" w:sz="8" w:space="0" w:color="666666"/>
             </w:tcBorders>
-            <w:shd w:val="clear" w:color="auto" w:fill="FFFFFF"/>
+            <w:shd w:val="clear" w:color="auto" w:fill="F2F2F2"/>
             <w:tcMar>
               <w:top w:w="0" w:type="dxa"/>
               <w:bottom w:w="0" w:type="dxa"/>
@@ -3580,26 +3580,26 @@
               <w:rPr>
                 <w:rFonts w:ascii="Arial" w:hAnsi="Arial" w:eastAsia="Arial" w:cs="Arial"/>
                 <w:i w:val="false"/>
-                <w:b w:val="false"/>
-                <w:u w:val="none"/>
-                <w:strike w:val="false"/>
-                <w:sz w:val="18"/>
-                <w:szCs w:val="18"/>
-                <w:color w:val="000000"/>
-              </w:rPr>
-            </w:pPr>
-            <w:r>
-              <w:rPr>
-                <w:rFonts w:ascii="Arial" w:hAnsi="Arial" w:eastAsia="Arial" w:cs="Arial"/>
-                <w:i w:val="false"/>
-                <w:b w:val="false"/>
-                <w:u w:val="none"/>
-                <w:strike w:val="false"/>
-                <w:sz w:val="18"/>
-                <w:szCs w:val="18"/>
-                <w:color w:val="000000"/>
-              </w:rPr>
-              <w:t xml:space="preserve">3 (1.3)</w:t>
+                <w:b w:val="true"/>
+                <w:u w:val="none"/>
+                <w:strike w:val="false"/>
+                <w:sz w:val="18"/>
+                <w:szCs w:val="18"/>
+                <w:color w:val="000000"/>
+              </w:rPr>
+            </w:pPr>
+            <w:r>
+              <w:rPr>
+                <w:rFonts w:ascii="Arial" w:hAnsi="Arial" w:eastAsia="Arial" w:cs="Arial"/>
+                <w:i w:val="false"/>
+                <w:b w:val="true"/>
+                <w:u w:val="none"/>
+                <w:strike w:val="false"/>
+                <w:sz w:val="18"/>
+                <w:szCs w:val="18"/>
+                <w:color w:val="000000"/>
+              </w:rPr>
+              <w:t xml:space="preserve">1 (0.7)</w:t>
             </w:r>
           </w:p>
         </w:tc>
@@ -3616,7 +3616,7 @@
               <w:left w:val="single" w:sz="8" w:space="0" w:color="666666"/>
               <w:right w:val="single" w:sz="3" w:space="0" w:color="CCCCCC"/>
             </w:tcBorders>
-            <w:shd w:val="clear" w:color="auto" w:fill="F2F2F2"/>
+            <w:shd w:val="clear" w:color="auto" w:fill="FFFFFF"/>
             <w:tcMar>
               <w:top w:w="0" w:type="dxa"/>
               <w:bottom w:w="0" w:type="dxa"/>
@@ -3636,30 +3636,30 @@
                 <w:right w:val="none" w:sz="0" w:space="0" w:color="000000"/>
               </w:pBdr>
               <w:spacing w:after="40" w:before="40" w:line="240"/>
-              <w:ind w:left="100" w:right="100" w:firstLine="0" w:firstLineChars="0"/>
-              <w:rPr>
-                <w:rFonts w:ascii="Arial" w:hAnsi="Arial" w:eastAsia="Arial" w:cs="Arial"/>
-                <w:i w:val="false"/>
-                <w:b w:val="true"/>
-                <w:u w:val="none"/>
-                <w:strike w:val="false"/>
-                <w:sz w:val="18"/>
-                <w:szCs w:val="18"/>
-                <w:color w:val="1F3864"/>
-              </w:rPr>
-            </w:pPr>
-            <w:r>
-              <w:rPr>
-                <w:rFonts w:ascii="Arial" w:hAnsi="Arial" w:eastAsia="Arial" w:cs="Arial"/>
-                <w:i w:val="false"/>
-                <w:b w:val="true"/>
-                <w:u w:val="none"/>
-                <w:strike w:val="false"/>
-                <w:sz w:val="18"/>
-                <w:szCs w:val="18"/>
-                <w:color w:val="1F3864"/>
-              </w:rPr>
-              <w:t xml:space="preserve">Nervous system disorders</w:t>
+              <w:ind w:left="300" w:right="100" w:firstLine="0" w:firstLineChars="0"/>
+              <w:rPr>
+                <w:rFonts w:ascii="Arial" w:hAnsi="Arial" w:eastAsia="Arial" w:cs="Arial"/>
+                <w:i w:val="false"/>
+                <w:b w:val="false"/>
+                <w:u w:val="none"/>
+                <w:strike w:val="false"/>
+                <w:sz w:val="18"/>
+                <w:szCs w:val="18"/>
+                <w:color w:val="000000"/>
+              </w:rPr>
+            </w:pPr>
+            <w:r>
+              <w:rPr>
+                <w:rFonts w:ascii="Arial" w:hAnsi="Arial" w:eastAsia="Arial" w:cs="Arial"/>
+                <w:i w:val="false"/>
+                <w:b w:val="false"/>
+                <w:u w:val="none"/>
+                <w:strike w:val="false"/>
+                <w:sz w:val="18"/>
+                <w:szCs w:val="18"/>
+                <w:color w:val="000000"/>
+              </w:rPr>
+              <w:t xml:space="preserve">  Hepatitis</w:t>
             </w:r>
           </w:p>
         </w:tc>
@@ -3671,7 +3671,7 @@
               <w:left w:val="single" w:sz="3" w:space="0" w:color="CCCCCC"/>
               <w:right w:val="single" w:sz="3" w:space="0" w:color="CCCCCC"/>
             </w:tcBorders>
-            <w:shd w:val="clear" w:color="auto" w:fill="F2F2F2"/>
+            <w:shd w:val="clear" w:color="auto" w:fill="FFFFFF"/>
             <w:tcMar>
               <w:top w:w="0" w:type="dxa"/>
               <w:bottom w:w="0" w:type="dxa"/>
@@ -3695,26 +3695,26 @@
               <w:rPr>
                 <w:rFonts w:ascii="Arial" w:hAnsi="Arial" w:eastAsia="Arial" w:cs="Arial"/>
                 <w:i w:val="false"/>
-                <w:b w:val="true"/>
-                <w:u w:val="none"/>
-                <w:strike w:val="false"/>
-                <w:sz w:val="18"/>
-                <w:szCs w:val="18"/>
-                <w:color w:val="000000"/>
-              </w:rPr>
-            </w:pPr>
-            <w:r>
-              <w:rPr>
-                <w:rFonts w:ascii="Arial" w:hAnsi="Arial" w:eastAsia="Arial" w:cs="Arial"/>
-                <w:i w:val="false"/>
-                <w:b w:val="true"/>
-                <w:u w:val="none"/>
-                <w:strike w:val="false"/>
-                <w:sz w:val="18"/>
-                <w:szCs w:val="18"/>
-                <w:color w:val="000000"/>
-              </w:rPr>
-              <w:t xml:space="preserve">3 (1.3)</w:t>
+                <w:b w:val="false"/>
+                <w:u w:val="none"/>
+                <w:strike w:val="false"/>
+                <w:sz w:val="18"/>
+                <w:szCs w:val="18"/>
+                <w:color w:val="000000"/>
+              </w:rPr>
+            </w:pPr>
+            <w:r>
+              <w:rPr>
+                <w:rFonts w:ascii="Arial" w:hAnsi="Arial" w:eastAsia="Arial" w:cs="Arial"/>
+                <w:i w:val="false"/>
+                <w:b w:val="false"/>
+                <w:u w:val="none"/>
+                <w:strike w:val="false"/>
+                <w:sz w:val="18"/>
+                <w:szCs w:val="18"/>
+                <w:color w:val="000000"/>
+              </w:rPr>
+              <w:t xml:space="preserve">7 (2.3)</w:t>
             </w:r>
           </w:p>
         </w:tc>
@@ -3726,7 +3726,7 @@
               <w:left w:val="single" w:sz="3" w:space="0" w:color="CCCCCC"/>
               <w:right w:val="single" w:sz="8" w:space="0" w:color="666666"/>
             </w:tcBorders>
-            <w:shd w:val="clear" w:color="auto" w:fill="F2F2F2"/>
+            <w:shd w:val="clear" w:color="auto" w:fill="FFFFFF"/>
             <w:tcMar>
               <w:top w:w="0" w:type="dxa"/>
               <w:bottom w:w="0" w:type="dxa"/>
@@ -3750,26 +3750,26 @@
               <w:rPr>
                 <w:rFonts w:ascii="Arial" w:hAnsi="Arial" w:eastAsia="Arial" w:cs="Arial"/>
                 <w:i w:val="false"/>
-                <w:b w:val="true"/>
-                <w:u w:val="none"/>
-                <w:strike w:val="false"/>
-                <w:sz w:val="18"/>
-                <w:szCs w:val="18"/>
-                <w:color w:val="000000"/>
-              </w:rPr>
-            </w:pPr>
-            <w:r>
-              <w:rPr>
-                <w:rFonts w:ascii="Arial" w:hAnsi="Arial" w:eastAsia="Arial" w:cs="Arial"/>
-                <w:i w:val="false"/>
-                <w:b w:val="true"/>
-                <w:u w:val="none"/>
-                <w:strike w:val="false"/>
-                <w:sz w:val="18"/>
-                <w:szCs w:val="18"/>
-                <w:color w:val="000000"/>
-              </w:rPr>
-              <w:t xml:space="preserve">5 (2.2)</w:t>
+                <w:b w:val="false"/>
+                <w:u w:val="none"/>
+                <w:strike w:val="false"/>
+                <w:sz w:val="18"/>
+                <w:szCs w:val="18"/>
+                <w:color w:val="000000"/>
+              </w:rPr>
+            </w:pPr>
+            <w:r>
+              <w:rPr>
+                <w:rFonts w:ascii="Arial" w:hAnsi="Arial" w:eastAsia="Arial" w:cs="Arial"/>
+                <w:i w:val="false"/>
+                <w:b w:val="false"/>
+                <w:u w:val="none"/>
+                <w:strike w:val="false"/>
+                <w:sz w:val="18"/>
+                <w:szCs w:val="18"/>
+                <w:color w:val="000000"/>
+              </w:rPr>
+              <w:t xml:space="preserve">1 (0.7)</w:t>
             </w:r>
           </w:p>
         </w:tc>
@@ -3786,7 +3786,7 @@
               <w:left w:val="single" w:sz="8" w:space="0" w:color="666666"/>
               <w:right w:val="single" w:sz="3" w:space="0" w:color="CCCCCC"/>
             </w:tcBorders>
-            <w:shd w:val="clear" w:color="auto" w:fill="FFFFFF"/>
+            <w:shd w:val="clear" w:color="auto" w:fill="F2F2F2"/>
             <w:tcMar>
               <w:top w:w="0" w:type="dxa"/>
               <w:bottom w:w="0" w:type="dxa"/>
@@ -3806,30 +3806,30 @@
                 <w:right w:val="none" w:sz="0" w:space="0" w:color="000000"/>
               </w:pBdr>
               <w:spacing w:after="40" w:before="40" w:line="240"/>
-              <w:ind w:left="300" w:right="100" w:firstLine="0" w:firstLineChars="0"/>
-              <w:rPr>
-                <w:rFonts w:ascii="Arial" w:hAnsi="Arial" w:eastAsia="Arial" w:cs="Arial"/>
-                <w:i w:val="false"/>
-                <w:b w:val="false"/>
-                <w:u w:val="none"/>
-                <w:strike w:val="false"/>
-                <w:sz w:val="18"/>
-                <w:szCs w:val="18"/>
-                <w:color w:val="000000"/>
-              </w:rPr>
-            </w:pPr>
-            <w:r>
-              <w:rPr>
-                <w:rFonts w:ascii="Arial" w:hAnsi="Arial" w:eastAsia="Arial" w:cs="Arial"/>
-                <w:i w:val="false"/>
-                <w:b w:val="false"/>
-                <w:u w:val="none"/>
-                <w:strike w:val="false"/>
-                <w:sz w:val="18"/>
-                <w:szCs w:val="18"/>
-                <w:color w:val="000000"/>
-              </w:rPr>
-              <w:t xml:space="preserve">  Peripheral neuropathy</w:t>
+              <w:ind w:left="100" w:right="100" w:firstLine="0" w:firstLineChars="0"/>
+              <w:rPr>
+                <w:rFonts w:ascii="Arial" w:hAnsi="Arial" w:eastAsia="Arial" w:cs="Arial"/>
+                <w:i w:val="false"/>
+                <w:b w:val="true"/>
+                <w:u w:val="none"/>
+                <w:strike w:val="false"/>
+                <w:sz w:val="18"/>
+                <w:szCs w:val="18"/>
+                <w:color w:val="1F3864"/>
+              </w:rPr>
+            </w:pPr>
+            <w:r>
+              <w:rPr>
+                <w:rFonts w:ascii="Arial" w:hAnsi="Arial" w:eastAsia="Arial" w:cs="Arial"/>
+                <w:i w:val="false"/>
+                <w:b w:val="true"/>
+                <w:u w:val="none"/>
+                <w:strike w:val="false"/>
+                <w:sz w:val="18"/>
+                <w:szCs w:val="18"/>
+                <w:color w:val="1F3864"/>
+              </w:rPr>
+              <w:t xml:space="preserve">Investigations</w:t>
             </w:r>
           </w:p>
         </w:tc>
@@ -3841,7 +3841,7 @@
               <w:left w:val="single" w:sz="3" w:space="0" w:color="CCCCCC"/>
               <w:right w:val="single" w:sz="3" w:space="0" w:color="CCCCCC"/>
             </w:tcBorders>
-            <w:shd w:val="clear" w:color="auto" w:fill="FFFFFF"/>
+            <w:shd w:val="clear" w:color="auto" w:fill="F2F2F2"/>
             <w:tcMar>
               <w:top w:w="0" w:type="dxa"/>
               <w:bottom w:w="0" w:type="dxa"/>
@@ -3865,26 +3865,26 @@
               <w:rPr>
                 <w:rFonts w:ascii="Arial" w:hAnsi="Arial" w:eastAsia="Arial" w:cs="Arial"/>
                 <w:i w:val="false"/>
-                <w:b w:val="false"/>
-                <w:u w:val="none"/>
-                <w:strike w:val="false"/>
-                <w:sz w:val="18"/>
-                <w:szCs w:val="18"/>
-                <w:color w:val="000000"/>
-              </w:rPr>
-            </w:pPr>
-            <w:r>
-              <w:rPr>
-                <w:rFonts w:ascii="Arial" w:hAnsi="Arial" w:eastAsia="Arial" w:cs="Arial"/>
-                <w:i w:val="false"/>
-                <w:b w:val="false"/>
-                <w:u w:val="none"/>
-                <w:strike w:val="false"/>
-                <w:sz w:val="18"/>
-                <w:szCs w:val="18"/>
-                <w:color w:val="000000"/>
-              </w:rPr>
-              <w:t xml:space="preserve">3 (1.3)</w:t>
+                <w:b w:val="true"/>
+                <w:u w:val="none"/>
+                <w:strike w:val="false"/>
+                <w:sz w:val="18"/>
+                <w:szCs w:val="18"/>
+                <w:color w:val="000000"/>
+              </w:rPr>
+            </w:pPr>
+            <w:r>
+              <w:rPr>
+                <w:rFonts w:ascii="Arial" w:hAnsi="Arial" w:eastAsia="Arial" w:cs="Arial"/>
+                <w:i w:val="false"/>
+                <w:b w:val="true"/>
+                <w:u w:val="none"/>
+                <w:strike w:val="false"/>
+                <w:sz w:val="18"/>
+                <w:szCs w:val="18"/>
+                <w:color w:val="000000"/>
+              </w:rPr>
+              <w:t xml:space="preserve">4 (1.3)</w:t>
             </w:r>
           </w:p>
         </w:tc>
@@ -3896,7 +3896,7 @@
               <w:left w:val="single" w:sz="3" w:space="0" w:color="CCCCCC"/>
               <w:right w:val="single" w:sz="8" w:space="0" w:color="666666"/>
             </w:tcBorders>
-            <w:shd w:val="clear" w:color="auto" w:fill="FFFFFF"/>
+            <w:shd w:val="clear" w:color="auto" w:fill="F2F2F2"/>
             <w:tcMar>
               <w:top w:w="0" w:type="dxa"/>
               <w:bottom w:w="0" w:type="dxa"/>
@@ -3920,26 +3920,26 @@
               <w:rPr>
                 <w:rFonts w:ascii="Arial" w:hAnsi="Arial" w:eastAsia="Arial" w:cs="Arial"/>
                 <w:i w:val="false"/>
-                <w:b w:val="false"/>
-                <w:u w:val="none"/>
-                <w:strike w:val="false"/>
-                <w:sz w:val="18"/>
-                <w:szCs w:val="18"/>
-                <w:color w:val="000000"/>
-              </w:rPr>
-            </w:pPr>
-            <w:r>
-              <w:rPr>
-                <w:rFonts w:ascii="Arial" w:hAnsi="Arial" w:eastAsia="Arial" w:cs="Arial"/>
-                <w:i w:val="false"/>
-                <w:b w:val="false"/>
-                <w:u w:val="none"/>
-                <w:strike w:val="false"/>
-                <w:sz w:val="18"/>
-                <w:szCs w:val="18"/>
-                <w:color w:val="000000"/>
-              </w:rPr>
-              <w:t xml:space="preserve">5 (2.2)</w:t>
+                <w:b w:val="true"/>
+                <w:u w:val="none"/>
+                <w:strike w:val="false"/>
+                <w:sz w:val="18"/>
+                <w:szCs w:val="18"/>
+                <w:color w:val="000000"/>
+              </w:rPr>
+            </w:pPr>
+            <w:r>
+              <w:rPr>
+                <w:rFonts w:ascii="Arial" w:hAnsi="Arial" w:eastAsia="Arial" w:cs="Arial"/>
+                <w:i w:val="false"/>
+                <w:b w:val="true"/>
+                <w:u w:val="none"/>
+                <w:strike w:val="false"/>
+                <w:sz w:val="18"/>
+                <w:szCs w:val="18"/>
+                <w:color w:val="000000"/>
+              </w:rPr>
+              <w:t xml:space="preserve">2 (1.3)</w:t>
             </w:r>
           </w:p>
         </w:tc>
@@ -3956,7 +3956,7 @@
               <w:left w:val="single" w:sz="8" w:space="0" w:color="666666"/>
               <w:right w:val="single" w:sz="3" w:space="0" w:color="CCCCCC"/>
             </w:tcBorders>
-            <w:shd w:val="clear" w:color="auto" w:fill="F2F2F2"/>
+            <w:shd w:val="clear" w:color="auto" w:fill="FFFFFF"/>
             <w:tcMar>
               <w:top w:w="0" w:type="dxa"/>
               <w:bottom w:w="0" w:type="dxa"/>
@@ -3976,30 +3976,30 @@
                 <w:right w:val="none" w:sz="0" w:space="0" w:color="000000"/>
               </w:pBdr>
               <w:spacing w:after="40" w:before="40" w:line="240"/>
-              <w:ind w:left="100" w:right="100" w:firstLine="0" w:firstLineChars="0"/>
-              <w:rPr>
-                <w:rFonts w:ascii="Arial" w:hAnsi="Arial" w:eastAsia="Arial" w:cs="Arial"/>
-                <w:i w:val="false"/>
-                <w:b w:val="true"/>
-                <w:u w:val="none"/>
-                <w:strike w:val="false"/>
-                <w:sz w:val="18"/>
-                <w:szCs w:val="18"/>
-                <w:color w:val="1F3864"/>
-              </w:rPr>
-            </w:pPr>
-            <w:r>
-              <w:rPr>
-                <w:rFonts w:ascii="Arial" w:hAnsi="Arial" w:eastAsia="Arial" w:cs="Arial"/>
-                <w:i w:val="false"/>
-                <w:b w:val="true"/>
-                <w:u w:val="none"/>
-                <w:strike w:val="false"/>
-                <w:sz w:val="18"/>
-                <w:szCs w:val="18"/>
-                <w:color w:val="1F3864"/>
-              </w:rPr>
-              <w:t xml:space="preserve">Respiratory, thoracic and mediastinal disorders</w:t>
+              <w:ind w:left="300" w:right="100" w:firstLine="0" w:firstLineChars="0"/>
+              <w:rPr>
+                <w:rFonts w:ascii="Arial" w:hAnsi="Arial" w:eastAsia="Arial" w:cs="Arial"/>
+                <w:i w:val="false"/>
+                <w:b w:val="false"/>
+                <w:u w:val="none"/>
+                <w:strike w:val="false"/>
+                <w:sz w:val="18"/>
+                <w:szCs w:val="18"/>
+                <w:color w:val="000000"/>
+              </w:rPr>
+            </w:pPr>
+            <w:r>
+              <w:rPr>
+                <w:rFonts w:ascii="Arial" w:hAnsi="Arial" w:eastAsia="Arial" w:cs="Arial"/>
+                <w:i w:val="false"/>
+                <w:b w:val="false"/>
+                <w:u w:val="none"/>
+                <w:strike w:val="false"/>
+                <w:sz w:val="18"/>
+                <w:szCs w:val="18"/>
+                <w:color w:val="000000"/>
+              </w:rPr>
+              <w:t xml:space="preserve">  Alanine aminotransferase increased</w:t>
             </w:r>
           </w:p>
         </w:tc>
@@ -4011,7 +4011,7 @@
               <w:left w:val="single" w:sz="3" w:space="0" w:color="CCCCCC"/>
               <w:right w:val="single" w:sz="3" w:space="0" w:color="CCCCCC"/>
             </w:tcBorders>
-            <w:shd w:val="clear" w:color="auto" w:fill="F2F2F2"/>
+            <w:shd w:val="clear" w:color="auto" w:fill="FFFFFF"/>
             <w:tcMar>
               <w:top w:w="0" w:type="dxa"/>
               <w:bottom w:w="0" w:type="dxa"/>
@@ -4035,26 +4035,26 @@
               <w:rPr>
                 <w:rFonts w:ascii="Arial" w:hAnsi="Arial" w:eastAsia="Arial" w:cs="Arial"/>
                 <w:i w:val="false"/>
-                <w:b w:val="true"/>
-                <w:u w:val="none"/>
-                <w:strike w:val="false"/>
-                <w:sz w:val="18"/>
-                <w:szCs w:val="18"/>
-                <w:color w:val="000000"/>
-              </w:rPr>
-            </w:pPr>
-            <w:r>
-              <w:rPr>
-                <w:rFonts w:ascii="Arial" w:hAnsi="Arial" w:eastAsia="Arial" w:cs="Arial"/>
-                <w:i w:val="false"/>
-                <w:b w:val="true"/>
-                <w:u w:val="none"/>
-                <w:strike w:val="false"/>
-                <w:sz w:val="18"/>
-                <w:szCs w:val="18"/>
-                <w:color w:val="000000"/>
-              </w:rPr>
-              <w:t xml:space="preserve">7 (3.1)</w:t>
+                <w:b w:val="false"/>
+                <w:u w:val="none"/>
+                <w:strike w:val="false"/>
+                <w:sz w:val="18"/>
+                <w:szCs w:val="18"/>
+                <w:color w:val="000000"/>
+              </w:rPr>
+            </w:pPr>
+            <w:r>
+              <w:rPr>
+                <w:rFonts w:ascii="Arial" w:hAnsi="Arial" w:eastAsia="Arial" w:cs="Arial"/>
+                <w:i w:val="false"/>
+                <w:b w:val="false"/>
+                <w:u w:val="none"/>
+                <w:strike w:val="false"/>
+                <w:sz w:val="18"/>
+                <w:szCs w:val="18"/>
+                <w:color w:val="000000"/>
+              </w:rPr>
+              <w:t xml:space="preserve">3 (1.0)</w:t>
             </w:r>
           </w:p>
         </w:tc>
@@ -4066,7 +4066,7 @@
               <w:left w:val="single" w:sz="3" w:space="0" w:color="CCCCCC"/>
               <w:right w:val="single" w:sz="8" w:space="0" w:color="666666"/>
             </w:tcBorders>
-            <w:shd w:val="clear" w:color="auto" w:fill="F2F2F2"/>
+            <w:shd w:val="clear" w:color="auto" w:fill="FFFFFF"/>
             <w:tcMar>
               <w:top w:w="0" w:type="dxa"/>
               <w:bottom w:w="0" w:type="dxa"/>
@@ -4090,26 +4090,26 @@
               <w:rPr>
                 <w:rFonts w:ascii="Arial" w:hAnsi="Arial" w:eastAsia="Arial" w:cs="Arial"/>
                 <w:i w:val="false"/>
-                <w:b w:val="true"/>
-                <w:u w:val="none"/>
-                <w:strike w:val="false"/>
-                <w:sz w:val="18"/>
-                <w:szCs w:val="18"/>
-                <w:color w:val="000000"/>
-              </w:rPr>
-            </w:pPr>
-            <w:r>
-              <w:rPr>
-                <w:rFonts w:ascii="Arial" w:hAnsi="Arial" w:eastAsia="Arial" w:cs="Arial"/>
-                <w:i w:val="false"/>
-                <w:b w:val="true"/>
-                <w:u w:val="none"/>
-                <w:strike w:val="false"/>
-                <w:sz w:val="18"/>
-                <w:szCs w:val="18"/>
-                <w:color w:val="000000"/>
-              </w:rPr>
-              <w:t xml:space="preserve">6 (2.7)</w:t>
+                <w:b w:val="false"/>
+                <w:u w:val="none"/>
+                <w:strike w:val="false"/>
+                <w:sz w:val="18"/>
+                <w:szCs w:val="18"/>
+                <w:color w:val="000000"/>
+              </w:rPr>
+            </w:pPr>
+            <w:r>
+              <w:rPr>
+                <w:rFonts w:ascii="Arial" w:hAnsi="Arial" w:eastAsia="Arial" w:cs="Arial"/>
+                <w:i w:val="false"/>
+                <w:b w:val="false"/>
+                <w:u w:val="none"/>
+                <w:strike w:val="false"/>
+                <w:sz w:val="18"/>
+                <w:szCs w:val="18"/>
+                <w:color w:val="000000"/>
+              </w:rPr>
+              <w:t xml:space="preserve">1 (0.7)</w:t>
             </w:r>
           </w:p>
         </w:tc>
@@ -4169,7 +4169,7 @@
                 <w:szCs w:val="18"/>
                 <w:color w:val="000000"/>
               </w:rPr>
-              <w:t xml:space="preserve">  Dyspnoea</w:t>
+              <w:t xml:space="preserve">  Aspartate aminotransferase increased</w:t>
             </w:r>
           </w:p>
         </w:tc>
@@ -4224,7 +4224,7 @@
                 <w:szCs w:val="18"/>
                 <w:color w:val="000000"/>
               </w:rPr>
-              <w:t xml:space="preserve">4 (1.8)</w:t>
+              <w:t xml:space="preserve">1 (0.3)</w:t>
             </w:r>
           </w:p>
         </w:tc>
@@ -4279,7 +4279,7 @@
                 <w:szCs w:val="18"/>
                 <w:color w:val="000000"/>
               </w:rPr>
-              <w:t xml:space="preserve">6 (2.7)</w:t>
+              <w:t xml:space="preserve">1 (0.7)</w:t>
             </w:r>
           </w:p>
         </w:tc>
@@ -4296,7 +4296,7 @@
               <w:left w:val="single" w:sz="8" w:space="0" w:color="666666"/>
               <w:right w:val="single" w:sz="3" w:space="0" w:color="CCCCCC"/>
             </w:tcBorders>
-            <w:shd w:val="clear" w:color="auto" w:fill="FFFFFF"/>
+            <w:shd w:val="clear" w:color="auto" w:fill="F2F2F2"/>
             <w:tcMar>
               <w:top w:w="0" w:type="dxa"/>
               <w:bottom w:w="0" w:type="dxa"/>
@@ -4316,30 +4316,30 @@
                 <w:right w:val="none" w:sz="0" w:space="0" w:color="000000"/>
               </w:pBdr>
               <w:spacing w:after="40" w:before="40" w:line="240"/>
-              <w:ind w:left="300" w:right="100" w:firstLine="0" w:firstLineChars="0"/>
-              <w:rPr>
-                <w:rFonts w:ascii="Arial" w:hAnsi="Arial" w:eastAsia="Arial" w:cs="Arial"/>
-                <w:i w:val="false"/>
-                <w:b w:val="false"/>
-                <w:u w:val="none"/>
-                <w:strike w:val="false"/>
-                <w:sz w:val="18"/>
-                <w:szCs w:val="18"/>
-                <w:color w:val="000000"/>
-              </w:rPr>
-            </w:pPr>
-            <w:r>
-              <w:rPr>
-                <w:rFonts w:ascii="Arial" w:hAnsi="Arial" w:eastAsia="Arial" w:cs="Arial"/>
-                <w:i w:val="false"/>
-                <w:b w:val="false"/>
-                <w:u w:val="none"/>
-                <w:strike w:val="false"/>
-                <w:sz w:val="18"/>
-                <w:szCs w:val="18"/>
-                <w:color w:val="000000"/>
-              </w:rPr>
-              <w:t xml:space="preserve">  Pneumonitis</w:t>
+              <w:ind w:left="100" w:right="100" w:firstLine="0" w:firstLineChars="0"/>
+              <w:rPr>
+                <w:rFonts w:ascii="Arial" w:hAnsi="Arial" w:eastAsia="Arial" w:cs="Arial"/>
+                <w:i w:val="false"/>
+                <w:b w:val="true"/>
+                <w:u w:val="none"/>
+                <w:strike w:val="false"/>
+                <w:sz w:val="18"/>
+                <w:szCs w:val="18"/>
+                <w:color w:val="1F3864"/>
+              </w:rPr>
+            </w:pPr>
+            <w:r>
+              <w:rPr>
+                <w:rFonts w:ascii="Arial" w:hAnsi="Arial" w:eastAsia="Arial" w:cs="Arial"/>
+                <w:i w:val="false"/>
+                <w:b w:val="true"/>
+                <w:u w:val="none"/>
+                <w:strike w:val="false"/>
+                <w:sz w:val="18"/>
+                <w:szCs w:val="18"/>
+                <w:color w:val="1F3864"/>
+              </w:rPr>
+              <w:t xml:space="preserve">Metabolism and nutrition disorders</w:t>
             </w:r>
           </w:p>
         </w:tc>
@@ -4351,7 +4351,7 @@
               <w:left w:val="single" w:sz="3" w:space="0" w:color="CCCCCC"/>
               <w:right w:val="single" w:sz="3" w:space="0" w:color="CCCCCC"/>
             </w:tcBorders>
-            <w:shd w:val="clear" w:color="auto" w:fill="FFFFFF"/>
+            <w:shd w:val="clear" w:color="auto" w:fill="F2F2F2"/>
             <w:tcMar>
               <w:top w:w="0" w:type="dxa"/>
               <w:bottom w:w="0" w:type="dxa"/>
@@ -4375,26 +4375,26 @@
               <w:rPr>
                 <w:rFonts w:ascii="Arial" w:hAnsi="Arial" w:eastAsia="Arial" w:cs="Arial"/>
                 <w:i w:val="false"/>
-                <w:b w:val="false"/>
-                <w:u w:val="none"/>
-                <w:strike w:val="false"/>
-                <w:sz w:val="18"/>
-                <w:szCs w:val="18"/>
-                <w:color w:val="000000"/>
-              </w:rPr>
-            </w:pPr>
-            <w:r>
-              <w:rPr>
-                <w:rFonts w:ascii="Arial" w:hAnsi="Arial" w:eastAsia="Arial" w:cs="Arial"/>
-                <w:i w:val="false"/>
-                <w:b w:val="false"/>
-                <w:u w:val="none"/>
-                <w:strike w:val="false"/>
-                <w:sz w:val="18"/>
-                <w:szCs w:val="18"/>
-                <w:color w:val="000000"/>
-              </w:rPr>
-              <w:t xml:space="preserve">3 (1.3)</w:t>
+                <w:b w:val="true"/>
+                <w:u w:val="none"/>
+                <w:strike w:val="false"/>
+                <w:sz w:val="18"/>
+                <w:szCs w:val="18"/>
+                <w:color w:val="000000"/>
+              </w:rPr>
+            </w:pPr>
+            <w:r>
+              <w:rPr>
+                <w:rFonts w:ascii="Arial" w:hAnsi="Arial" w:eastAsia="Arial" w:cs="Arial"/>
+                <w:i w:val="false"/>
+                <w:b w:val="true"/>
+                <w:u w:val="none"/>
+                <w:strike w:val="false"/>
+                <w:sz w:val="18"/>
+                <w:szCs w:val="18"/>
+                <w:color w:val="000000"/>
+              </w:rPr>
+              <w:t xml:space="preserve">11 (3.7)</w:t>
             </w:r>
           </w:p>
         </w:tc>
@@ -4406,7 +4406,7 @@
               <w:left w:val="single" w:sz="3" w:space="0" w:color="CCCCCC"/>
               <w:right w:val="single" w:sz="8" w:space="0" w:color="666666"/>
             </w:tcBorders>
-            <w:shd w:val="clear" w:color="auto" w:fill="FFFFFF"/>
+            <w:shd w:val="clear" w:color="auto" w:fill="F2F2F2"/>
             <w:tcMar>
               <w:top w:w="0" w:type="dxa"/>
               <w:bottom w:w="0" w:type="dxa"/>
@@ -4430,26 +4430,26 @@
               <w:rPr>
                 <w:rFonts w:ascii="Arial" w:hAnsi="Arial" w:eastAsia="Arial" w:cs="Arial"/>
                 <w:i w:val="false"/>
-                <w:b w:val="false"/>
-                <w:u w:val="none"/>
-                <w:strike w:val="false"/>
-                <w:sz w:val="18"/>
-                <w:szCs w:val="18"/>
-                <w:color w:val="000000"/>
-              </w:rPr>
-            </w:pPr>
-            <w:r>
-              <w:rPr>
-                <w:rFonts w:ascii="Arial" w:hAnsi="Arial" w:eastAsia="Arial" w:cs="Arial"/>
-                <w:i w:val="false"/>
-                <w:b w:val="false"/>
-                <w:u w:val="none"/>
-                <w:strike w:val="false"/>
-                <w:sz w:val="18"/>
-                <w:szCs w:val="18"/>
-                <w:color w:val="000000"/>
-              </w:rPr>
-              <w:t xml:space="preserve">0 (0.0)</w:t>
+                <w:b w:val="true"/>
+                <w:u w:val="none"/>
+                <w:strike w:val="false"/>
+                <w:sz w:val="18"/>
+                <w:szCs w:val="18"/>
+                <w:color w:val="000000"/>
+              </w:rPr>
+            </w:pPr>
+            <w:r>
+              <w:rPr>
+                <w:rFonts w:ascii="Arial" w:hAnsi="Arial" w:eastAsia="Arial" w:cs="Arial"/>
+                <w:i w:val="false"/>
+                <w:b w:val="true"/>
+                <w:u w:val="none"/>
+                <w:strike w:val="false"/>
+                <w:sz w:val="18"/>
+                <w:szCs w:val="18"/>
+                <w:color w:val="000000"/>
+              </w:rPr>
+              <w:t xml:space="preserve">3 (2.0)</w:t>
             </w:r>
           </w:p>
         </w:tc>
@@ -4466,7 +4466,7 @@
               <w:left w:val="single" w:sz="8" w:space="0" w:color="666666"/>
               <w:right w:val="single" w:sz="3" w:space="0" w:color="CCCCCC"/>
             </w:tcBorders>
-            <w:shd w:val="clear" w:color="auto" w:fill="F2F2F2"/>
+            <w:shd w:val="clear" w:color="auto" w:fill="FFFFFF"/>
             <w:tcMar>
               <w:top w:w="0" w:type="dxa"/>
               <w:bottom w:w="0" w:type="dxa"/>
@@ -4486,30 +4486,30 @@
                 <w:right w:val="none" w:sz="0" w:space="0" w:color="000000"/>
               </w:pBdr>
               <w:spacing w:after="40" w:before="40" w:line="240"/>
-              <w:ind w:left="100" w:right="100" w:firstLine="0" w:firstLineChars="0"/>
-              <w:rPr>
-                <w:rFonts w:ascii="Arial" w:hAnsi="Arial" w:eastAsia="Arial" w:cs="Arial"/>
-                <w:i w:val="false"/>
-                <w:b w:val="true"/>
-                <w:u w:val="none"/>
-                <w:strike w:val="false"/>
-                <w:sz w:val="18"/>
-                <w:szCs w:val="18"/>
-                <w:color w:val="1F3864"/>
-              </w:rPr>
-            </w:pPr>
-            <w:r>
-              <w:rPr>
-                <w:rFonts w:ascii="Arial" w:hAnsi="Arial" w:eastAsia="Arial" w:cs="Arial"/>
-                <w:i w:val="false"/>
-                <w:b w:val="true"/>
-                <w:u w:val="none"/>
-                <w:strike w:val="false"/>
-                <w:sz w:val="18"/>
-                <w:szCs w:val="18"/>
-                <w:color w:val="1F3864"/>
-              </w:rPr>
-              <w:t xml:space="preserve">Skin and subcutaneous tissue disorders</w:t>
+              <w:ind w:left="300" w:right="100" w:firstLine="0" w:firstLineChars="0"/>
+              <w:rPr>
+                <w:rFonts w:ascii="Arial" w:hAnsi="Arial" w:eastAsia="Arial" w:cs="Arial"/>
+                <w:i w:val="false"/>
+                <w:b w:val="false"/>
+                <w:u w:val="none"/>
+                <w:strike w:val="false"/>
+                <w:sz w:val="18"/>
+                <w:szCs w:val="18"/>
+                <w:color w:val="000000"/>
+              </w:rPr>
+            </w:pPr>
+            <w:r>
+              <w:rPr>
+                <w:rFonts w:ascii="Arial" w:hAnsi="Arial" w:eastAsia="Arial" w:cs="Arial"/>
+                <w:i w:val="false"/>
+                <w:b w:val="false"/>
+                <w:u w:val="none"/>
+                <w:strike w:val="false"/>
+                <w:sz w:val="18"/>
+                <w:szCs w:val="18"/>
+                <w:color w:val="000000"/>
+              </w:rPr>
+              <w:t xml:space="preserve">  Decreased appetite</w:t>
             </w:r>
           </w:p>
         </w:tc>
@@ -4521,7 +4521,7 @@
               <w:left w:val="single" w:sz="3" w:space="0" w:color="CCCCCC"/>
               <w:right w:val="single" w:sz="3" w:space="0" w:color="CCCCCC"/>
             </w:tcBorders>
-            <w:shd w:val="clear" w:color="auto" w:fill="F2F2F2"/>
+            <w:shd w:val="clear" w:color="auto" w:fill="FFFFFF"/>
             <w:tcMar>
               <w:top w:w="0" w:type="dxa"/>
               <w:bottom w:w="0" w:type="dxa"/>
@@ -4545,26 +4545,26 @@
               <w:rPr>
                 <w:rFonts w:ascii="Arial" w:hAnsi="Arial" w:eastAsia="Arial" w:cs="Arial"/>
                 <w:i w:val="false"/>
-                <w:b w:val="true"/>
-                <w:u w:val="none"/>
-                <w:strike w:val="false"/>
-                <w:sz w:val="18"/>
-                <w:szCs w:val="18"/>
-                <w:color w:val="000000"/>
-              </w:rPr>
-            </w:pPr>
-            <w:r>
-              <w:rPr>
-                <w:rFonts w:ascii="Arial" w:hAnsi="Arial" w:eastAsia="Arial" w:cs="Arial"/>
-                <w:i w:val="false"/>
-                <w:b w:val="true"/>
-                <w:u w:val="none"/>
-                <w:strike w:val="false"/>
-                <w:sz w:val="18"/>
-                <w:szCs w:val="18"/>
-                <w:color w:val="000000"/>
-              </w:rPr>
-              <w:t xml:space="preserve">13 (5.8)</w:t>
+                <w:b w:val="false"/>
+                <w:u w:val="none"/>
+                <w:strike w:val="false"/>
+                <w:sz w:val="18"/>
+                <w:szCs w:val="18"/>
+                <w:color w:val="000000"/>
+              </w:rPr>
+            </w:pPr>
+            <w:r>
+              <w:rPr>
+                <w:rFonts w:ascii="Arial" w:hAnsi="Arial" w:eastAsia="Arial" w:cs="Arial"/>
+                <w:i w:val="false"/>
+                <w:b w:val="false"/>
+                <w:u w:val="none"/>
+                <w:strike w:val="false"/>
+                <w:sz w:val="18"/>
+                <w:szCs w:val="18"/>
+                <w:color w:val="000000"/>
+              </w:rPr>
+              <w:t xml:space="preserve">11 (3.7)</w:t>
             </w:r>
           </w:p>
         </w:tc>
@@ -4576,7 +4576,7 @@
               <w:left w:val="single" w:sz="3" w:space="0" w:color="CCCCCC"/>
               <w:right w:val="single" w:sz="8" w:space="0" w:color="666666"/>
             </w:tcBorders>
-            <w:shd w:val="clear" w:color="auto" w:fill="F2F2F2"/>
+            <w:shd w:val="clear" w:color="auto" w:fill="FFFFFF"/>
             <w:tcMar>
               <w:top w:w="0" w:type="dxa"/>
               <w:bottom w:w="0" w:type="dxa"/>
@@ -4600,26 +4600,26 @@
               <w:rPr>
                 <w:rFonts w:ascii="Arial" w:hAnsi="Arial" w:eastAsia="Arial" w:cs="Arial"/>
                 <w:i w:val="false"/>
-                <w:b w:val="true"/>
-                <w:u w:val="none"/>
-                <w:strike w:val="false"/>
-                <w:sz w:val="18"/>
-                <w:szCs w:val="18"/>
-                <w:color w:val="000000"/>
-              </w:rPr>
-            </w:pPr>
-            <w:r>
-              <w:rPr>
-                <w:rFonts w:ascii="Arial" w:hAnsi="Arial" w:eastAsia="Arial" w:cs="Arial"/>
-                <w:i w:val="false"/>
-                <w:b w:val="true"/>
-                <w:u w:val="none"/>
-                <w:strike w:val="false"/>
-                <w:sz w:val="18"/>
-                <w:szCs w:val="18"/>
-                <w:color w:val="000000"/>
-              </w:rPr>
-              <w:t xml:space="preserve">8 (3.6)</w:t>
+                <w:b w:val="false"/>
+                <w:u w:val="none"/>
+                <w:strike w:val="false"/>
+                <w:sz w:val="18"/>
+                <w:szCs w:val="18"/>
+                <w:color w:val="000000"/>
+              </w:rPr>
+            </w:pPr>
+            <w:r>
+              <w:rPr>
+                <w:rFonts w:ascii="Arial" w:hAnsi="Arial" w:eastAsia="Arial" w:cs="Arial"/>
+                <w:i w:val="false"/>
+                <w:b w:val="false"/>
+                <w:u w:val="none"/>
+                <w:strike w:val="false"/>
+                <w:sz w:val="18"/>
+                <w:szCs w:val="18"/>
+                <w:color w:val="000000"/>
+              </w:rPr>
+              <w:t xml:space="preserve">3 (2.0)</w:t>
             </w:r>
           </w:p>
         </w:tc>
@@ -4636,7 +4636,7 @@
               <w:left w:val="single" w:sz="8" w:space="0" w:color="666666"/>
               <w:right w:val="single" w:sz="3" w:space="0" w:color="CCCCCC"/>
             </w:tcBorders>
-            <w:shd w:val="clear" w:color="auto" w:fill="FFFFFF"/>
+            <w:shd w:val="clear" w:color="auto" w:fill="F2F2F2"/>
             <w:tcMar>
               <w:top w:w="0" w:type="dxa"/>
               <w:bottom w:w="0" w:type="dxa"/>
@@ -4656,30 +4656,30 @@
                 <w:right w:val="none" w:sz="0" w:space="0" w:color="000000"/>
               </w:pBdr>
               <w:spacing w:after="40" w:before="40" w:line="240"/>
-              <w:ind w:left="300" w:right="100" w:firstLine="0" w:firstLineChars="0"/>
-              <w:rPr>
-                <w:rFonts w:ascii="Arial" w:hAnsi="Arial" w:eastAsia="Arial" w:cs="Arial"/>
-                <w:i w:val="false"/>
-                <w:b w:val="false"/>
-                <w:u w:val="none"/>
-                <w:strike w:val="false"/>
-                <w:sz w:val="18"/>
-                <w:szCs w:val="18"/>
-                <w:color w:val="000000"/>
-              </w:rPr>
-            </w:pPr>
-            <w:r>
-              <w:rPr>
-                <w:rFonts w:ascii="Arial" w:hAnsi="Arial" w:eastAsia="Arial" w:cs="Arial"/>
-                <w:i w:val="false"/>
-                <w:b w:val="false"/>
-                <w:u w:val="none"/>
-                <w:strike w:val="false"/>
-                <w:sz w:val="18"/>
-                <w:szCs w:val="18"/>
-                <w:color w:val="000000"/>
-              </w:rPr>
-              <w:t xml:space="preserve">  Alopecia</w:t>
+              <w:ind w:left="100" w:right="100" w:firstLine="0" w:firstLineChars="0"/>
+              <w:rPr>
+                <w:rFonts w:ascii="Arial" w:hAnsi="Arial" w:eastAsia="Arial" w:cs="Arial"/>
+                <w:i w:val="false"/>
+                <w:b w:val="true"/>
+                <w:u w:val="none"/>
+                <w:strike w:val="false"/>
+                <w:sz w:val="18"/>
+                <w:szCs w:val="18"/>
+                <w:color w:val="1F3864"/>
+              </w:rPr>
+            </w:pPr>
+            <w:r>
+              <w:rPr>
+                <w:rFonts w:ascii="Arial" w:hAnsi="Arial" w:eastAsia="Arial" w:cs="Arial"/>
+                <w:i w:val="false"/>
+                <w:b w:val="true"/>
+                <w:u w:val="none"/>
+                <w:strike w:val="false"/>
+                <w:sz w:val="18"/>
+                <w:szCs w:val="18"/>
+                <w:color w:val="1F3864"/>
+              </w:rPr>
+              <w:t xml:space="preserve">Nervous system disorders</w:t>
             </w:r>
           </w:p>
         </w:tc>
@@ -4691,7 +4691,7 @@
               <w:left w:val="single" w:sz="3" w:space="0" w:color="CCCCCC"/>
               <w:right w:val="single" w:sz="3" w:space="0" w:color="CCCCCC"/>
             </w:tcBorders>
-            <w:shd w:val="clear" w:color="auto" w:fill="FFFFFF"/>
+            <w:shd w:val="clear" w:color="auto" w:fill="F2F2F2"/>
             <w:tcMar>
               <w:top w:w="0" w:type="dxa"/>
               <w:bottom w:w="0" w:type="dxa"/>
@@ -4715,26 +4715,26 @@
               <w:rPr>
                 <w:rFonts w:ascii="Arial" w:hAnsi="Arial" w:eastAsia="Arial" w:cs="Arial"/>
                 <w:i w:val="false"/>
-                <w:b w:val="false"/>
-                <w:u w:val="none"/>
-                <w:strike w:val="false"/>
-                <w:sz w:val="18"/>
-                <w:szCs w:val="18"/>
-                <w:color w:val="000000"/>
-              </w:rPr>
-            </w:pPr>
-            <w:r>
-              <w:rPr>
-                <w:rFonts w:ascii="Arial" w:hAnsi="Arial" w:eastAsia="Arial" w:cs="Arial"/>
-                <w:i w:val="false"/>
-                <w:b w:val="false"/>
-                <w:u w:val="none"/>
-                <w:strike w:val="false"/>
-                <w:sz w:val="18"/>
-                <w:szCs w:val="18"/>
-                <w:color w:val="000000"/>
-              </w:rPr>
-              <w:t xml:space="preserve">9 (4.0)</w:t>
+                <w:b w:val="true"/>
+                <w:u w:val="none"/>
+                <w:strike w:val="false"/>
+                <w:sz w:val="18"/>
+                <w:szCs w:val="18"/>
+                <w:color w:val="000000"/>
+              </w:rPr>
+            </w:pPr>
+            <w:r>
+              <w:rPr>
+                <w:rFonts w:ascii="Arial" w:hAnsi="Arial" w:eastAsia="Arial" w:cs="Arial"/>
+                <w:i w:val="false"/>
+                <w:b w:val="true"/>
+                <w:u w:val="none"/>
+                <w:strike w:val="false"/>
+                <w:sz w:val="18"/>
+                <w:szCs w:val="18"/>
+                <w:color w:val="000000"/>
+              </w:rPr>
+              <w:t xml:space="preserve">13 (4.3)</w:t>
             </w:r>
           </w:p>
         </w:tc>
@@ -4746,7 +4746,7 @@
               <w:left w:val="single" w:sz="3" w:space="0" w:color="CCCCCC"/>
               <w:right w:val="single" w:sz="8" w:space="0" w:color="666666"/>
             </w:tcBorders>
-            <w:shd w:val="clear" w:color="auto" w:fill="FFFFFF"/>
+            <w:shd w:val="clear" w:color="auto" w:fill="F2F2F2"/>
             <w:tcMar>
               <w:top w:w="0" w:type="dxa"/>
               <w:bottom w:w="0" w:type="dxa"/>
@@ -4770,26 +4770,26 @@
               <w:rPr>
                 <w:rFonts w:ascii="Arial" w:hAnsi="Arial" w:eastAsia="Arial" w:cs="Arial"/>
                 <w:i w:val="false"/>
-                <w:b w:val="false"/>
-                <w:u w:val="none"/>
-                <w:strike w:val="false"/>
-                <w:sz w:val="18"/>
-                <w:szCs w:val="18"/>
-                <w:color w:val="000000"/>
-              </w:rPr>
-            </w:pPr>
-            <w:r>
-              <w:rPr>
-                <w:rFonts w:ascii="Arial" w:hAnsi="Arial" w:eastAsia="Arial" w:cs="Arial"/>
-                <w:i w:val="false"/>
-                <w:b w:val="false"/>
-                <w:u w:val="none"/>
-                <w:strike w:val="false"/>
-                <w:sz w:val="18"/>
-                <w:szCs w:val="18"/>
-                <w:color w:val="000000"/>
-              </w:rPr>
-              <w:t xml:space="preserve">8 (3.6)</w:t>
+                <w:b w:val="true"/>
+                <w:u w:val="none"/>
+                <w:strike w:val="false"/>
+                <w:sz w:val="18"/>
+                <w:szCs w:val="18"/>
+                <w:color w:val="000000"/>
+              </w:rPr>
+            </w:pPr>
+            <w:r>
+              <w:rPr>
+                <w:rFonts w:ascii="Arial" w:hAnsi="Arial" w:eastAsia="Arial" w:cs="Arial"/>
+                <w:i w:val="false"/>
+                <w:b w:val="true"/>
+                <w:u w:val="none"/>
+                <w:strike w:val="false"/>
+                <w:sz w:val="18"/>
+                <w:szCs w:val="18"/>
+                <w:color w:val="000000"/>
+              </w:rPr>
+              <w:t xml:space="preserve">3 (2.0)</w:t>
             </w:r>
           </w:p>
         </w:tc>
@@ -4849,7 +4849,7 @@
                 <w:szCs w:val="18"/>
                 <w:color w:val="000000"/>
               </w:rPr>
-              <w:t xml:space="preserve">  Pruritus</w:t>
+              <w:t xml:space="preserve">  Peripheral neuropathy</w:t>
             </w:r>
           </w:p>
         </w:tc>
@@ -4904,7 +4904,7 @@
                 <w:szCs w:val="18"/>
                 <w:color w:val="000000"/>
               </w:rPr>
-              <w:t xml:space="preserve">3 (1.3)</w:t>
+              <w:t xml:space="preserve">13 (4.3)</w:t>
             </w:r>
           </w:p>
         </w:tc>
@@ -4959,7 +4959,7 @@
                 <w:szCs w:val="18"/>
                 <w:color w:val="000000"/>
               </w:rPr>
-              <w:t xml:space="preserve">0 (0.0)</w:t>
+              <w:t xml:space="preserve">3 (2.0)</w:t>
             </w:r>
           </w:p>
         </w:tc>
@@ -4971,12 +4971,12 @@
         <w:tc>
           <w:tcPr>
             <w:tcBorders>
-              <w:bottom w:val="single" w:sz="8" w:space="0" w:color="666666"/>
+              <w:bottom w:val="single" w:sz="3" w:space="0" w:color="CCCCCC"/>
               <w:top w:val="single" w:sz="3" w:space="0" w:color="CCCCCC"/>
               <w:left w:val="single" w:sz="8" w:space="0" w:color="666666"/>
               <w:right w:val="single" w:sz="3" w:space="0" w:color="CCCCCC"/>
             </w:tcBorders>
-            <w:shd w:val="clear" w:color="auto" w:fill="FFFFFF"/>
+            <w:shd w:val="clear" w:color="auto" w:fill="F2F2F2"/>
             <w:tcMar>
               <w:top w:w="0" w:type="dxa"/>
               <w:bottom w:w="0" w:type="dxa"/>
@@ -4996,41 +4996,156 @@
                 <w:right w:val="none" w:sz="0" w:space="0" w:color="000000"/>
               </w:pBdr>
               <w:spacing w:after="40" w:before="40" w:line="240"/>
-              <w:ind w:left="300" w:right="100" w:firstLine="0" w:firstLineChars="0"/>
-              <w:rPr>
-                <w:rFonts w:ascii="Arial" w:hAnsi="Arial" w:eastAsia="Arial" w:cs="Arial"/>
-                <w:i w:val="false"/>
-                <w:b w:val="false"/>
-                <w:u w:val="none"/>
-                <w:strike w:val="false"/>
-                <w:sz w:val="18"/>
-                <w:szCs w:val="18"/>
-                <w:color w:val="000000"/>
-              </w:rPr>
-            </w:pPr>
-            <w:r>
-              <w:rPr>
-                <w:rFonts w:ascii="Arial" w:hAnsi="Arial" w:eastAsia="Arial" w:cs="Arial"/>
-                <w:i w:val="false"/>
-                <w:b w:val="false"/>
-                <w:u w:val="none"/>
-                <w:strike w:val="false"/>
-                <w:sz w:val="18"/>
-                <w:szCs w:val="18"/>
-                <w:color w:val="000000"/>
-              </w:rPr>
-              <w:t xml:space="preserve">  Rash</w:t>
-            </w:r>
-          </w:p>
-        </w:tc>
-        <w:tc>
-          <w:tcPr>
-            <w:tcBorders>
-              <w:bottom w:val="single" w:sz="8" w:space="0" w:color="666666"/>
+              <w:ind w:left="100" w:right="100" w:firstLine="0" w:firstLineChars="0"/>
+              <w:rPr>
+                <w:rFonts w:ascii="Arial" w:hAnsi="Arial" w:eastAsia="Arial" w:cs="Arial"/>
+                <w:i w:val="false"/>
+                <w:b w:val="true"/>
+                <w:u w:val="none"/>
+                <w:strike w:val="false"/>
+                <w:sz w:val="18"/>
+                <w:szCs w:val="18"/>
+                <w:color w:val="1F3864"/>
+              </w:rPr>
+            </w:pPr>
+            <w:r>
+              <w:rPr>
+                <w:rFonts w:ascii="Arial" w:hAnsi="Arial" w:eastAsia="Arial" w:cs="Arial"/>
+                <w:i w:val="false"/>
+                <w:b w:val="true"/>
+                <w:u w:val="none"/>
+                <w:strike w:val="false"/>
+                <w:sz w:val="18"/>
+                <w:szCs w:val="18"/>
+                <w:color w:val="1F3864"/>
+              </w:rPr>
+              <w:t xml:space="preserve">Respiratory, thoracic and mediastinal disorders</w:t>
+            </w:r>
+          </w:p>
+        </w:tc>
+        <w:tc>
+          <w:tcPr>
+            <w:tcBorders>
+              <w:bottom w:val="single" w:sz="3" w:space="0" w:color="CCCCCC"/>
               <w:top w:val="single" w:sz="3" w:space="0" w:color="CCCCCC"/>
               <w:left w:val="single" w:sz="3" w:space="0" w:color="CCCCCC"/>
               <w:right w:val="single" w:sz="3" w:space="0" w:color="CCCCCC"/>
             </w:tcBorders>
+            <w:shd w:val="clear" w:color="auto" w:fill="F2F2F2"/>
+            <w:tcMar>
+              <w:top w:w="0" w:type="dxa"/>
+              <w:bottom w:w="0" w:type="dxa"/>
+              <w:left w:w="0" w:type="dxa"/>
+              <w:right w:w="0" w:type="dxa"/>
+            </w:tcMar>
+            <w:vAlign w:val="center"/>
+          </w:tcPr>
+          <w:p>
+            <w:pPr>
+              <w:pStyle w:val="Normal"/>
+              <w:jc w:val="center"/>
+              <w:pBdr>
+                <w:bottom w:val="none" w:sz="0" w:space="0" w:color="000000"/>
+                <w:top w:val="none" w:sz="0" w:space="0" w:color="000000"/>
+                <w:left w:val="none" w:sz="0" w:space="0" w:color="000000"/>
+                <w:right w:val="none" w:sz="0" w:space="0" w:color="000000"/>
+              </w:pBdr>
+              <w:spacing w:after="40" w:before="40" w:line="240"/>
+              <w:ind w:left="100" w:right="100" w:firstLine="0" w:firstLineChars="0"/>
+              <w:rPr>
+                <w:rFonts w:ascii="Arial" w:hAnsi="Arial" w:eastAsia="Arial" w:cs="Arial"/>
+                <w:i w:val="false"/>
+                <w:b w:val="true"/>
+                <w:u w:val="none"/>
+                <w:strike w:val="false"/>
+                <w:sz w:val="18"/>
+                <w:szCs w:val="18"/>
+                <w:color w:val="000000"/>
+              </w:rPr>
+            </w:pPr>
+            <w:r>
+              <w:rPr>
+                <w:rFonts w:ascii="Arial" w:hAnsi="Arial" w:eastAsia="Arial" w:cs="Arial"/>
+                <w:i w:val="false"/>
+                <w:b w:val="true"/>
+                <w:u w:val="none"/>
+                <w:strike w:val="false"/>
+                <w:sz w:val="18"/>
+                <w:szCs w:val="18"/>
+                <w:color w:val="000000"/>
+              </w:rPr>
+              <w:t xml:space="preserve">10 (3.3)</w:t>
+            </w:r>
+          </w:p>
+        </w:tc>
+        <w:tc>
+          <w:tcPr>
+            <w:tcBorders>
+              <w:bottom w:val="single" w:sz="3" w:space="0" w:color="CCCCCC"/>
+              <w:top w:val="single" w:sz="3" w:space="0" w:color="CCCCCC"/>
+              <w:left w:val="single" w:sz="3" w:space="0" w:color="CCCCCC"/>
+              <w:right w:val="single" w:sz="8" w:space="0" w:color="666666"/>
+            </w:tcBorders>
+            <w:shd w:val="clear" w:color="auto" w:fill="F2F2F2"/>
+            <w:tcMar>
+              <w:top w:w="0" w:type="dxa"/>
+              <w:bottom w:w="0" w:type="dxa"/>
+              <w:left w:w="0" w:type="dxa"/>
+              <w:right w:w="0" w:type="dxa"/>
+            </w:tcMar>
+            <w:vAlign w:val="center"/>
+          </w:tcPr>
+          <w:p>
+            <w:pPr>
+              <w:pStyle w:val="Normal"/>
+              <w:jc w:val="center"/>
+              <w:pBdr>
+                <w:bottom w:val="none" w:sz="0" w:space="0" w:color="000000"/>
+                <w:top w:val="none" w:sz="0" w:space="0" w:color="000000"/>
+                <w:left w:val="none" w:sz="0" w:space="0" w:color="000000"/>
+                <w:right w:val="none" w:sz="0" w:space="0" w:color="000000"/>
+              </w:pBdr>
+              <w:spacing w:after="40" w:before="40" w:line="240"/>
+              <w:ind w:left="100" w:right="100" w:firstLine="0" w:firstLineChars="0"/>
+              <w:rPr>
+                <w:rFonts w:ascii="Arial" w:hAnsi="Arial" w:eastAsia="Arial" w:cs="Arial"/>
+                <w:i w:val="false"/>
+                <w:b w:val="true"/>
+                <w:u w:val="none"/>
+                <w:strike w:val="false"/>
+                <w:sz w:val="18"/>
+                <w:szCs w:val="18"/>
+                <w:color w:val="000000"/>
+              </w:rPr>
+            </w:pPr>
+            <w:r>
+              <w:rPr>
+                <w:rFonts w:ascii="Arial" w:hAnsi="Arial" w:eastAsia="Arial" w:cs="Arial"/>
+                <w:i w:val="false"/>
+                <w:b w:val="true"/>
+                <w:u w:val="none"/>
+                <w:strike w:val="false"/>
+                <w:sz w:val="18"/>
+                <w:szCs w:val="18"/>
+                <w:color w:val="000000"/>
+              </w:rPr>
+              <w:t xml:space="preserve">4 (2.7)</w:t>
+            </w:r>
+          </w:p>
+        </w:tc>
+      </w:tr>
+      <w:tr>
+        <w:trPr>
+          <w:trHeight w:val="360" w:hRule="auto"/>
+        </w:trPr>
+        <w:tc>
+          <w:tcPr>
+            <w:tcBorders>
+              <w:bottom w:val="single" w:sz="3" w:space="0" w:color="CCCCCC"/>
+              <w:top w:val="single" w:sz="3" w:space="0" w:color="CCCCCC"/>
+              <w:left w:val="single" w:sz="8" w:space="0" w:color="666666"/>
+              <w:right w:val="single" w:sz="3" w:space="0" w:color="CCCCCC"/>
+            </w:tcBorders>
             <w:shd w:val="clear" w:color="auto" w:fill="FFFFFF"/>
             <w:tcMar>
               <w:top w:w="0" w:type="dxa"/>
@@ -5043,6 +5158,61 @@
           <w:p>
             <w:pPr>
               <w:pStyle w:val="Normal"/>
+              <w:jc w:val="left"/>
+              <w:pBdr>
+                <w:bottom w:val="none" w:sz="0" w:space="0" w:color="000000"/>
+                <w:top w:val="none" w:sz="0" w:space="0" w:color="000000"/>
+                <w:left w:val="none" w:sz="0" w:space="0" w:color="000000"/>
+                <w:right w:val="none" w:sz="0" w:space="0" w:color="000000"/>
+              </w:pBdr>
+              <w:spacing w:after="40" w:before="40" w:line="240"/>
+              <w:ind w:left="300" w:right="100" w:firstLine="0" w:firstLineChars="0"/>
+              <w:rPr>
+                <w:rFonts w:ascii="Arial" w:hAnsi="Arial" w:eastAsia="Arial" w:cs="Arial"/>
+                <w:i w:val="false"/>
+                <w:b w:val="false"/>
+                <w:u w:val="none"/>
+                <w:strike w:val="false"/>
+                <w:sz w:val="18"/>
+                <w:szCs w:val="18"/>
+                <w:color w:val="000000"/>
+              </w:rPr>
+            </w:pPr>
+            <w:r>
+              <w:rPr>
+                <w:rFonts w:ascii="Arial" w:hAnsi="Arial" w:eastAsia="Arial" w:cs="Arial"/>
+                <w:i w:val="false"/>
+                <w:b w:val="false"/>
+                <w:u w:val="none"/>
+                <w:strike w:val="false"/>
+                <w:sz w:val="18"/>
+                <w:szCs w:val="18"/>
+                <w:color w:val="000000"/>
+              </w:rPr>
+              <w:t xml:space="preserve">  Dyspnoea</w:t>
+            </w:r>
+          </w:p>
+        </w:tc>
+        <w:tc>
+          <w:tcPr>
+            <w:tcBorders>
+              <w:bottom w:val="single" w:sz="3" w:space="0" w:color="CCCCCC"/>
+              <w:top w:val="single" w:sz="3" w:space="0" w:color="CCCCCC"/>
+              <w:left w:val="single" w:sz="3" w:space="0" w:color="CCCCCC"/>
+              <w:right w:val="single" w:sz="3" w:space="0" w:color="CCCCCC"/>
+            </w:tcBorders>
+            <w:shd w:val="clear" w:color="auto" w:fill="FFFFFF"/>
+            <w:tcMar>
+              <w:top w:w="0" w:type="dxa"/>
+              <w:bottom w:w="0" w:type="dxa"/>
+              <w:left w:w="0" w:type="dxa"/>
+              <w:right w:w="0" w:type="dxa"/>
+            </w:tcMar>
+            <w:vAlign w:val="center"/>
+          </w:tcPr>
+          <w:p>
+            <w:pPr>
+              <w:pStyle w:val="Normal"/>
               <w:jc w:val="center"/>
               <w:pBdr>
                 <w:bottom w:val="none" w:sz="0" w:space="0" w:color="000000"/>
@@ -5074,7 +5244,857 @@
                 <w:szCs w:val="18"/>
                 <w:color w:val="000000"/>
               </w:rPr>
-              <w:t xml:space="preserve">1 (0.4)</w:t>
+              <w:t xml:space="preserve">6 (2.0)</w:t>
+            </w:r>
+          </w:p>
+        </w:tc>
+        <w:tc>
+          <w:tcPr>
+            <w:tcBorders>
+              <w:bottom w:val="single" w:sz="3" w:space="0" w:color="CCCCCC"/>
+              <w:top w:val="single" w:sz="3" w:space="0" w:color="CCCCCC"/>
+              <w:left w:val="single" w:sz="3" w:space="0" w:color="CCCCCC"/>
+              <w:right w:val="single" w:sz="8" w:space="0" w:color="666666"/>
+            </w:tcBorders>
+            <w:shd w:val="clear" w:color="auto" w:fill="FFFFFF"/>
+            <w:tcMar>
+              <w:top w:w="0" w:type="dxa"/>
+              <w:bottom w:w="0" w:type="dxa"/>
+              <w:left w:w="0" w:type="dxa"/>
+              <w:right w:w="0" w:type="dxa"/>
+            </w:tcMar>
+            <w:vAlign w:val="center"/>
+          </w:tcPr>
+          <w:p>
+            <w:pPr>
+              <w:pStyle w:val="Normal"/>
+              <w:jc w:val="center"/>
+              <w:pBdr>
+                <w:bottom w:val="none" w:sz="0" w:space="0" w:color="000000"/>
+                <w:top w:val="none" w:sz="0" w:space="0" w:color="000000"/>
+                <w:left w:val="none" w:sz="0" w:space="0" w:color="000000"/>
+                <w:right w:val="none" w:sz="0" w:space="0" w:color="000000"/>
+              </w:pBdr>
+              <w:spacing w:after="40" w:before="40" w:line="240"/>
+              <w:ind w:left="100" w:right="100" w:firstLine="0" w:firstLineChars="0"/>
+              <w:rPr>
+                <w:rFonts w:ascii="Arial" w:hAnsi="Arial" w:eastAsia="Arial" w:cs="Arial"/>
+                <w:i w:val="false"/>
+                <w:b w:val="false"/>
+                <w:u w:val="none"/>
+                <w:strike w:val="false"/>
+                <w:sz w:val="18"/>
+                <w:szCs w:val="18"/>
+                <w:color w:val="000000"/>
+              </w:rPr>
+            </w:pPr>
+            <w:r>
+              <w:rPr>
+                <w:rFonts w:ascii="Arial" w:hAnsi="Arial" w:eastAsia="Arial" w:cs="Arial"/>
+                <w:i w:val="false"/>
+                <w:b w:val="false"/>
+                <w:u w:val="none"/>
+                <w:strike w:val="false"/>
+                <w:sz w:val="18"/>
+                <w:szCs w:val="18"/>
+                <w:color w:val="000000"/>
+              </w:rPr>
+              <w:t xml:space="preserve">4 (2.7)</w:t>
+            </w:r>
+          </w:p>
+        </w:tc>
+      </w:tr>
+      <w:tr>
+        <w:trPr>
+          <w:trHeight w:val="360" w:hRule="auto"/>
+        </w:trPr>
+        <w:tc>
+          <w:tcPr>
+            <w:tcBorders>
+              <w:bottom w:val="single" w:sz="3" w:space="0" w:color="CCCCCC"/>
+              <w:top w:val="single" w:sz="3" w:space="0" w:color="CCCCCC"/>
+              <w:left w:val="single" w:sz="8" w:space="0" w:color="666666"/>
+              <w:right w:val="single" w:sz="3" w:space="0" w:color="CCCCCC"/>
+            </w:tcBorders>
+            <w:shd w:val="clear" w:color="auto" w:fill="FFFFFF"/>
+            <w:tcMar>
+              <w:top w:w="0" w:type="dxa"/>
+              <w:bottom w:w="0" w:type="dxa"/>
+              <w:left w:w="0" w:type="dxa"/>
+              <w:right w:w="0" w:type="dxa"/>
+            </w:tcMar>
+            <w:vAlign w:val="center"/>
+          </w:tcPr>
+          <w:p>
+            <w:pPr>
+              <w:pStyle w:val="Normal"/>
+              <w:jc w:val="left"/>
+              <w:pBdr>
+                <w:bottom w:val="none" w:sz="0" w:space="0" w:color="000000"/>
+                <w:top w:val="none" w:sz="0" w:space="0" w:color="000000"/>
+                <w:left w:val="none" w:sz="0" w:space="0" w:color="000000"/>
+                <w:right w:val="none" w:sz="0" w:space="0" w:color="000000"/>
+              </w:pBdr>
+              <w:spacing w:after="40" w:before="40" w:line="240"/>
+              <w:ind w:left="300" w:right="100" w:firstLine="0" w:firstLineChars="0"/>
+              <w:rPr>
+                <w:rFonts w:ascii="Arial" w:hAnsi="Arial" w:eastAsia="Arial" w:cs="Arial"/>
+                <w:i w:val="false"/>
+                <w:b w:val="false"/>
+                <w:u w:val="none"/>
+                <w:strike w:val="false"/>
+                <w:sz w:val="18"/>
+                <w:szCs w:val="18"/>
+                <w:color w:val="000000"/>
+              </w:rPr>
+            </w:pPr>
+            <w:r>
+              <w:rPr>
+                <w:rFonts w:ascii="Arial" w:hAnsi="Arial" w:eastAsia="Arial" w:cs="Arial"/>
+                <w:i w:val="false"/>
+                <w:b w:val="false"/>
+                <w:u w:val="none"/>
+                <w:strike w:val="false"/>
+                <w:sz w:val="18"/>
+                <w:szCs w:val="18"/>
+                <w:color w:val="000000"/>
+              </w:rPr>
+              <w:t xml:space="preserve">  Pneumonitis</w:t>
+            </w:r>
+          </w:p>
+        </w:tc>
+        <w:tc>
+          <w:tcPr>
+            <w:tcBorders>
+              <w:bottom w:val="single" w:sz="3" w:space="0" w:color="CCCCCC"/>
+              <w:top w:val="single" w:sz="3" w:space="0" w:color="CCCCCC"/>
+              <w:left w:val="single" w:sz="3" w:space="0" w:color="CCCCCC"/>
+              <w:right w:val="single" w:sz="3" w:space="0" w:color="CCCCCC"/>
+            </w:tcBorders>
+            <w:shd w:val="clear" w:color="auto" w:fill="FFFFFF"/>
+            <w:tcMar>
+              <w:top w:w="0" w:type="dxa"/>
+              <w:bottom w:w="0" w:type="dxa"/>
+              <w:left w:w="0" w:type="dxa"/>
+              <w:right w:w="0" w:type="dxa"/>
+            </w:tcMar>
+            <w:vAlign w:val="center"/>
+          </w:tcPr>
+          <w:p>
+            <w:pPr>
+              <w:pStyle w:val="Normal"/>
+              <w:jc w:val="center"/>
+              <w:pBdr>
+                <w:bottom w:val="none" w:sz="0" w:space="0" w:color="000000"/>
+                <w:top w:val="none" w:sz="0" w:space="0" w:color="000000"/>
+                <w:left w:val="none" w:sz="0" w:space="0" w:color="000000"/>
+                <w:right w:val="none" w:sz="0" w:space="0" w:color="000000"/>
+              </w:pBdr>
+              <w:spacing w:after="40" w:before="40" w:line="240"/>
+              <w:ind w:left="100" w:right="100" w:firstLine="0" w:firstLineChars="0"/>
+              <w:rPr>
+                <w:rFonts w:ascii="Arial" w:hAnsi="Arial" w:eastAsia="Arial" w:cs="Arial"/>
+                <w:i w:val="false"/>
+                <w:b w:val="false"/>
+                <w:u w:val="none"/>
+                <w:strike w:val="false"/>
+                <w:sz w:val="18"/>
+                <w:szCs w:val="18"/>
+                <w:color w:val="000000"/>
+              </w:rPr>
+            </w:pPr>
+            <w:r>
+              <w:rPr>
+                <w:rFonts w:ascii="Arial" w:hAnsi="Arial" w:eastAsia="Arial" w:cs="Arial"/>
+                <w:i w:val="false"/>
+                <w:b w:val="false"/>
+                <w:u w:val="none"/>
+                <w:strike w:val="false"/>
+                <w:sz w:val="18"/>
+                <w:szCs w:val="18"/>
+                <w:color w:val="000000"/>
+              </w:rPr>
+              <w:t xml:space="preserve">4 (1.3)</w:t>
+            </w:r>
+          </w:p>
+        </w:tc>
+        <w:tc>
+          <w:tcPr>
+            <w:tcBorders>
+              <w:bottom w:val="single" w:sz="3" w:space="0" w:color="CCCCCC"/>
+              <w:top w:val="single" w:sz="3" w:space="0" w:color="CCCCCC"/>
+              <w:left w:val="single" w:sz="3" w:space="0" w:color="CCCCCC"/>
+              <w:right w:val="single" w:sz="8" w:space="0" w:color="666666"/>
+            </w:tcBorders>
+            <w:shd w:val="clear" w:color="auto" w:fill="FFFFFF"/>
+            <w:tcMar>
+              <w:top w:w="0" w:type="dxa"/>
+              <w:bottom w:w="0" w:type="dxa"/>
+              <w:left w:w="0" w:type="dxa"/>
+              <w:right w:w="0" w:type="dxa"/>
+            </w:tcMar>
+            <w:vAlign w:val="center"/>
+          </w:tcPr>
+          <w:p>
+            <w:pPr>
+              <w:pStyle w:val="Normal"/>
+              <w:jc w:val="center"/>
+              <w:pBdr>
+                <w:bottom w:val="none" w:sz="0" w:space="0" w:color="000000"/>
+                <w:top w:val="none" w:sz="0" w:space="0" w:color="000000"/>
+                <w:left w:val="none" w:sz="0" w:space="0" w:color="000000"/>
+                <w:right w:val="none" w:sz="0" w:space="0" w:color="000000"/>
+              </w:pBdr>
+              <w:spacing w:after="40" w:before="40" w:line="240"/>
+              <w:ind w:left="100" w:right="100" w:firstLine="0" w:firstLineChars="0"/>
+              <w:rPr>
+                <w:rFonts w:ascii="Arial" w:hAnsi="Arial" w:eastAsia="Arial" w:cs="Arial"/>
+                <w:i w:val="false"/>
+                <w:b w:val="false"/>
+                <w:u w:val="none"/>
+                <w:strike w:val="false"/>
+                <w:sz w:val="18"/>
+                <w:szCs w:val="18"/>
+                <w:color w:val="000000"/>
+              </w:rPr>
+            </w:pPr>
+            <w:r>
+              <w:rPr>
+                <w:rFonts w:ascii="Arial" w:hAnsi="Arial" w:eastAsia="Arial" w:cs="Arial"/>
+                <w:i w:val="false"/>
+                <w:b w:val="false"/>
+                <w:u w:val="none"/>
+                <w:strike w:val="false"/>
+                <w:sz w:val="18"/>
+                <w:szCs w:val="18"/>
+                <w:color w:val="000000"/>
+              </w:rPr>
+              <w:t xml:space="preserve">0 (0.0)</w:t>
+            </w:r>
+          </w:p>
+        </w:tc>
+      </w:tr>
+      <w:tr>
+        <w:trPr>
+          <w:trHeight w:val="360" w:hRule="auto"/>
+        </w:trPr>
+        <w:tc>
+          <w:tcPr>
+            <w:tcBorders>
+              <w:bottom w:val="single" w:sz="3" w:space="0" w:color="CCCCCC"/>
+              <w:top w:val="single" w:sz="3" w:space="0" w:color="CCCCCC"/>
+              <w:left w:val="single" w:sz="8" w:space="0" w:color="666666"/>
+              <w:right w:val="single" w:sz="3" w:space="0" w:color="CCCCCC"/>
+            </w:tcBorders>
+            <w:shd w:val="clear" w:color="auto" w:fill="F2F2F2"/>
+            <w:tcMar>
+              <w:top w:w="0" w:type="dxa"/>
+              <w:bottom w:w="0" w:type="dxa"/>
+              <w:left w:w="0" w:type="dxa"/>
+              <w:right w:w="0" w:type="dxa"/>
+            </w:tcMar>
+            <w:vAlign w:val="center"/>
+          </w:tcPr>
+          <w:p>
+            <w:pPr>
+              <w:pStyle w:val="Normal"/>
+              <w:jc w:val="left"/>
+              <w:pBdr>
+                <w:bottom w:val="none" w:sz="0" w:space="0" w:color="000000"/>
+                <w:top w:val="none" w:sz="0" w:space="0" w:color="000000"/>
+                <w:left w:val="none" w:sz="0" w:space="0" w:color="000000"/>
+                <w:right w:val="none" w:sz="0" w:space="0" w:color="000000"/>
+              </w:pBdr>
+              <w:spacing w:after="40" w:before="40" w:line="240"/>
+              <w:ind w:left="100" w:right="100" w:firstLine="0" w:firstLineChars="0"/>
+              <w:rPr>
+                <w:rFonts w:ascii="Arial" w:hAnsi="Arial" w:eastAsia="Arial" w:cs="Arial"/>
+                <w:i w:val="false"/>
+                <w:b w:val="true"/>
+                <w:u w:val="none"/>
+                <w:strike w:val="false"/>
+                <w:sz w:val="18"/>
+                <w:szCs w:val="18"/>
+                <w:color w:val="1F3864"/>
+              </w:rPr>
+            </w:pPr>
+            <w:r>
+              <w:rPr>
+                <w:rFonts w:ascii="Arial" w:hAnsi="Arial" w:eastAsia="Arial" w:cs="Arial"/>
+                <w:i w:val="false"/>
+                <w:b w:val="true"/>
+                <w:u w:val="none"/>
+                <w:strike w:val="false"/>
+                <w:sz w:val="18"/>
+                <w:szCs w:val="18"/>
+                <w:color w:val="1F3864"/>
+              </w:rPr>
+              <w:t xml:space="preserve">Skin and subcutaneous tissue disorders</w:t>
+            </w:r>
+          </w:p>
+        </w:tc>
+        <w:tc>
+          <w:tcPr>
+            <w:tcBorders>
+              <w:bottom w:val="single" w:sz="3" w:space="0" w:color="CCCCCC"/>
+              <w:top w:val="single" w:sz="3" w:space="0" w:color="CCCCCC"/>
+              <w:left w:val="single" w:sz="3" w:space="0" w:color="CCCCCC"/>
+              <w:right w:val="single" w:sz="3" w:space="0" w:color="CCCCCC"/>
+            </w:tcBorders>
+            <w:shd w:val="clear" w:color="auto" w:fill="F2F2F2"/>
+            <w:tcMar>
+              <w:top w:w="0" w:type="dxa"/>
+              <w:bottom w:w="0" w:type="dxa"/>
+              <w:left w:w="0" w:type="dxa"/>
+              <w:right w:w="0" w:type="dxa"/>
+            </w:tcMar>
+            <w:vAlign w:val="center"/>
+          </w:tcPr>
+          <w:p>
+            <w:pPr>
+              <w:pStyle w:val="Normal"/>
+              <w:jc w:val="center"/>
+              <w:pBdr>
+                <w:bottom w:val="none" w:sz="0" w:space="0" w:color="000000"/>
+                <w:top w:val="none" w:sz="0" w:space="0" w:color="000000"/>
+                <w:left w:val="none" w:sz="0" w:space="0" w:color="000000"/>
+                <w:right w:val="none" w:sz="0" w:space="0" w:color="000000"/>
+              </w:pBdr>
+              <w:spacing w:after="40" w:before="40" w:line="240"/>
+              <w:ind w:left="100" w:right="100" w:firstLine="0" w:firstLineChars="0"/>
+              <w:rPr>
+                <w:rFonts w:ascii="Arial" w:hAnsi="Arial" w:eastAsia="Arial" w:cs="Arial"/>
+                <w:i w:val="false"/>
+                <w:b w:val="true"/>
+                <w:u w:val="none"/>
+                <w:strike w:val="false"/>
+                <w:sz w:val="18"/>
+                <w:szCs w:val="18"/>
+                <w:color w:val="000000"/>
+              </w:rPr>
+            </w:pPr>
+            <w:r>
+              <w:rPr>
+                <w:rFonts w:ascii="Arial" w:hAnsi="Arial" w:eastAsia="Arial" w:cs="Arial"/>
+                <w:i w:val="false"/>
+                <w:b w:val="true"/>
+                <w:u w:val="none"/>
+                <w:strike w:val="false"/>
+                <w:sz w:val="18"/>
+                <w:szCs w:val="18"/>
+                <w:color w:val="000000"/>
+              </w:rPr>
+              <w:t xml:space="preserve">24 (8.0)</w:t>
+            </w:r>
+          </w:p>
+        </w:tc>
+        <w:tc>
+          <w:tcPr>
+            <w:tcBorders>
+              <w:bottom w:val="single" w:sz="3" w:space="0" w:color="CCCCCC"/>
+              <w:top w:val="single" w:sz="3" w:space="0" w:color="CCCCCC"/>
+              <w:left w:val="single" w:sz="3" w:space="0" w:color="CCCCCC"/>
+              <w:right w:val="single" w:sz="8" w:space="0" w:color="666666"/>
+            </w:tcBorders>
+            <w:shd w:val="clear" w:color="auto" w:fill="F2F2F2"/>
+            <w:tcMar>
+              <w:top w:w="0" w:type="dxa"/>
+              <w:bottom w:w="0" w:type="dxa"/>
+              <w:left w:w="0" w:type="dxa"/>
+              <w:right w:w="0" w:type="dxa"/>
+            </w:tcMar>
+            <w:vAlign w:val="center"/>
+          </w:tcPr>
+          <w:p>
+            <w:pPr>
+              <w:pStyle w:val="Normal"/>
+              <w:jc w:val="center"/>
+              <w:pBdr>
+                <w:bottom w:val="none" w:sz="0" w:space="0" w:color="000000"/>
+                <w:top w:val="none" w:sz="0" w:space="0" w:color="000000"/>
+                <w:left w:val="none" w:sz="0" w:space="0" w:color="000000"/>
+                <w:right w:val="none" w:sz="0" w:space="0" w:color="000000"/>
+              </w:pBdr>
+              <w:spacing w:after="40" w:before="40" w:line="240"/>
+              <w:ind w:left="100" w:right="100" w:firstLine="0" w:firstLineChars="0"/>
+              <w:rPr>
+                <w:rFonts w:ascii="Arial" w:hAnsi="Arial" w:eastAsia="Arial" w:cs="Arial"/>
+                <w:i w:val="false"/>
+                <w:b w:val="true"/>
+                <w:u w:val="none"/>
+                <w:strike w:val="false"/>
+                <w:sz w:val="18"/>
+                <w:szCs w:val="18"/>
+                <w:color w:val="000000"/>
+              </w:rPr>
+            </w:pPr>
+            <w:r>
+              <w:rPr>
+                <w:rFonts w:ascii="Arial" w:hAnsi="Arial" w:eastAsia="Arial" w:cs="Arial"/>
+                <w:i w:val="false"/>
+                <w:b w:val="true"/>
+                <w:u w:val="none"/>
+                <w:strike w:val="false"/>
+                <w:sz w:val="18"/>
+                <w:szCs w:val="18"/>
+                <w:color w:val="000000"/>
+              </w:rPr>
+              <w:t xml:space="preserve">11 (7.3)</w:t>
+            </w:r>
+          </w:p>
+        </w:tc>
+      </w:tr>
+      <w:tr>
+        <w:trPr>
+          <w:trHeight w:val="360" w:hRule="auto"/>
+        </w:trPr>
+        <w:tc>
+          <w:tcPr>
+            <w:tcBorders>
+              <w:bottom w:val="single" w:sz="3" w:space="0" w:color="CCCCCC"/>
+              <w:top w:val="single" w:sz="3" w:space="0" w:color="CCCCCC"/>
+              <w:left w:val="single" w:sz="8" w:space="0" w:color="666666"/>
+              <w:right w:val="single" w:sz="3" w:space="0" w:color="CCCCCC"/>
+            </w:tcBorders>
+            <w:shd w:val="clear" w:color="auto" w:fill="FFFFFF"/>
+            <w:tcMar>
+              <w:top w:w="0" w:type="dxa"/>
+              <w:bottom w:w="0" w:type="dxa"/>
+              <w:left w:w="0" w:type="dxa"/>
+              <w:right w:w="0" w:type="dxa"/>
+            </w:tcMar>
+            <w:vAlign w:val="center"/>
+          </w:tcPr>
+          <w:p>
+            <w:pPr>
+              <w:pStyle w:val="Normal"/>
+              <w:jc w:val="left"/>
+              <w:pBdr>
+                <w:bottom w:val="none" w:sz="0" w:space="0" w:color="000000"/>
+                <w:top w:val="none" w:sz="0" w:space="0" w:color="000000"/>
+                <w:left w:val="none" w:sz="0" w:space="0" w:color="000000"/>
+                <w:right w:val="none" w:sz="0" w:space="0" w:color="000000"/>
+              </w:pBdr>
+              <w:spacing w:after="40" w:before="40" w:line="240"/>
+              <w:ind w:left="300" w:right="100" w:firstLine="0" w:firstLineChars="0"/>
+              <w:rPr>
+                <w:rFonts w:ascii="Arial" w:hAnsi="Arial" w:eastAsia="Arial" w:cs="Arial"/>
+                <w:i w:val="false"/>
+                <w:b w:val="false"/>
+                <w:u w:val="none"/>
+                <w:strike w:val="false"/>
+                <w:sz w:val="18"/>
+                <w:szCs w:val="18"/>
+                <w:color w:val="000000"/>
+              </w:rPr>
+            </w:pPr>
+            <w:r>
+              <w:rPr>
+                <w:rFonts w:ascii="Arial" w:hAnsi="Arial" w:eastAsia="Arial" w:cs="Arial"/>
+                <w:i w:val="false"/>
+                <w:b w:val="false"/>
+                <w:u w:val="none"/>
+                <w:strike w:val="false"/>
+                <w:sz w:val="18"/>
+                <w:szCs w:val="18"/>
+                <w:color w:val="000000"/>
+              </w:rPr>
+              <w:t xml:space="preserve">  Alopecia</w:t>
+            </w:r>
+          </w:p>
+        </w:tc>
+        <w:tc>
+          <w:tcPr>
+            <w:tcBorders>
+              <w:bottom w:val="single" w:sz="3" w:space="0" w:color="CCCCCC"/>
+              <w:top w:val="single" w:sz="3" w:space="0" w:color="CCCCCC"/>
+              <w:left w:val="single" w:sz="3" w:space="0" w:color="CCCCCC"/>
+              <w:right w:val="single" w:sz="3" w:space="0" w:color="CCCCCC"/>
+            </w:tcBorders>
+            <w:shd w:val="clear" w:color="auto" w:fill="FFFFFF"/>
+            <w:tcMar>
+              <w:top w:w="0" w:type="dxa"/>
+              <w:bottom w:w="0" w:type="dxa"/>
+              <w:left w:w="0" w:type="dxa"/>
+              <w:right w:w="0" w:type="dxa"/>
+            </w:tcMar>
+            <w:vAlign w:val="center"/>
+          </w:tcPr>
+          <w:p>
+            <w:pPr>
+              <w:pStyle w:val="Normal"/>
+              <w:jc w:val="center"/>
+              <w:pBdr>
+                <w:bottom w:val="none" w:sz="0" w:space="0" w:color="000000"/>
+                <w:top w:val="none" w:sz="0" w:space="0" w:color="000000"/>
+                <w:left w:val="none" w:sz="0" w:space="0" w:color="000000"/>
+                <w:right w:val="none" w:sz="0" w:space="0" w:color="000000"/>
+              </w:pBdr>
+              <w:spacing w:after="40" w:before="40" w:line="240"/>
+              <w:ind w:left="100" w:right="100" w:firstLine="0" w:firstLineChars="0"/>
+              <w:rPr>
+                <w:rFonts w:ascii="Arial" w:hAnsi="Arial" w:eastAsia="Arial" w:cs="Arial"/>
+                <w:i w:val="false"/>
+                <w:b w:val="false"/>
+                <w:u w:val="none"/>
+                <w:strike w:val="false"/>
+                <w:sz w:val="18"/>
+                <w:szCs w:val="18"/>
+                <w:color w:val="000000"/>
+              </w:rPr>
+            </w:pPr>
+            <w:r>
+              <w:rPr>
+                <w:rFonts w:ascii="Arial" w:hAnsi="Arial" w:eastAsia="Arial" w:cs="Arial"/>
+                <w:i w:val="false"/>
+                <w:b w:val="false"/>
+                <w:u w:val="none"/>
+                <w:strike w:val="false"/>
+                <w:sz w:val="18"/>
+                <w:szCs w:val="18"/>
+                <w:color w:val="000000"/>
+              </w:rPr>
+              <w:t xml:space="preserve">18 (6.0)</w:t>
+            </w:r>
+          </w:p>
+        </w:tc>
+        <w:tc>
+          <w:tcPr>
+            <w:tcBorders>
+              <w:bottom w:val="single" w:sz="3" w:space="0" w:color="CCCCCC"/>
+              <w:top w:val="single" w:sz="3" w:space="0" w:color="CCCCCC"/>
+              <w:left w:val="single" w:sz="3" w:space="0" w:color="CCCCCC"/>
+              <w:right w:val="single" w:sz="8" w:space="0" w:color="666666"/>
+            </w:tcBorders>
+            <w:shd w:val="clear" w:color="auto" w:fill="FFFFFF"/>
+            <w:tcMar>
+              <w:top w:w="0" w:type="dxa"/>
+              <w:bottom w:w="0" w:type="dxa"/>
+              <w:left w:w="0" w:type="dxa"/>
+              <w:right w:w="0" w:type="dxa"/>
+            </w:tcMar>
+            <w:vAlign w:val="center"/>
+          </w:tcPr>
+          <w:p>
+            <w:pPr>
+              <w:pStyle w:val="Normal"/>
+              <w:jc w:val="center"/>
+              <w:pBdr>
+                <w:bottom w:val="none" w:sz="0" w:space="0" w:color="000000"/>
+                <w:top w:val="none" w:sz="0" w:space="0" w:color="000000"/>
+                <w:left w:val="none" w:sz="0" w:space="0" w:color="000000"/>
+                <w:right w:val="none" w:sz="0" w:space="0" w:color="000000"/>
+              </w:pBdr>
+              <w:spacing w:after="40" w:before="40" w:line="240"/>
+              <w:ind w:left="100" w:right="100" w:firstLine="0" w:firstLineChars="0"/>
+              <w:rPr>
+                <w:rFonts w:ascii="Arial" w:hAnsi="Arial" w:eastAsia="Arial" w:cs="Arial"/>
+                <w:i w:val="false"/>
+                <w:b w:val="false"/>
+                <w:u w:val="none"/>
+                <w:strike w:val="false"/>
+                <w:sz w:val="18"/>
+                <w:szCs w:val="18"/>
+                <w:color w:val="000000"/>
+              </w:rPr>
+            </w:pPr>
+            <w:r>
+              <w:rPr>
+                <w:rFonts w:ascii="Arial" w:hAnsi="Arial" w:eastAsia="Arial" w:cs="Arial"/>
+                <w:i w:val="false"/>
+                <w:b w:val="false"/>
+                <w:u w:val="none"/>
+                <w:strike w:val="false"/>
+                <w:sz w:val="18"/>
+                <w:szCs w:val="18"/>
+                <w:color w:val="000000"/>
+              </w:rPr>
+              <w:t xml:space="preserve">11 (7.3)</w:t>
+            </w:r>
+          </w:p>
+        </w:tc>
+      </w:tr>
+      <w:tr>
+        <w:trPr>
+          <w:trHeight w:val="360" w:hRule="auto"/>
+        </w:trPr>
+        <w:tc>
+          <w:tcPr>
+            <w:tcBorders>
+              <w:bottom w:val="single" w:sz="3" w:space="0" w:color="CCCCCC"/>
+              <w:top w:val="single" w:sz="3" w:space="0" w:color="CCCCCC"/>
+              <w:left w:val="single" w:sz="8" w:space="0" w:color="666666"/>
+              <w:right w:val="single" w:sz="3" w:space="0" w:color="CCCCCC"/>
+            </w:tcBorders>
+            <w:shd w:val="clear" w:color="auto" w:fill="FFFFFF"/>
+            <w:tcMar>
+              <w:top w:w="0" w:type="dxa"/>
+              <w:bottom w:w="0" w:type="dxa"/>
+              <w:left w:w="0" w:type="dxa"/>
+              <w:right w:w="0" w:type="dxa"/>
+            </w:tcMar>
+            <w:vAlign w:val="center"/>
+          </w:tcPr>
+          <w:p>
+            <w:pPr>
+              <w:pStyle w:val="Normal"/>
+              <w:jc w:val="left"/>
+              <w:pBdr>
+                <w:bottom w:val="none" w:sz="0" w:space="0" w:color="000000"/>
+                <w:top w:val="none" w:sz="0" w:space="0" w:color="000000"/>
+                <w:left w:val="none" w:sz="0" w:space="0" w:color="000000"/>
+                <w:right w:val="none" w:sz="0" w:space="0" w:color="000000"/>
+              </w:pBdr>
+              <w:spacing w:after="40" w:before="40" w:line="240"/>
+              <w:ind w:left="300" w:right="100" w:firstLine="0" w:firstLineChars="0"/>
+              <w:rPr>
+                <w:rFonts w:ascii="Arial" w:hAnsi="Arial" w:eastAsia="Arial" w:cs="Arial"/>
+                <w:i w:val="false"/>
+                <w:b w:val="false"/>
+                <w:u w:val="none"/>
+                <w:strike w:val="false"/>
+                <w:sz w:val="18"/>
+                <w:szCs w:val="18"/>
+                <w:color w:val="000000"/>
+              </w:rPr>
+            </w:pPr>
+            <w:r>
+              <w:rPr>
+                <w:rFonts w:ascii="Arial" w:hAnsi="Arial" w:eastAsia="Arial" w:cs="Arial"/>
+                <w:i w:val="false"/>
+                <w:b w:val="false"/>
+                <w:u w:val="none"/>
+                <w:strike w:val="false"/>
+                <w:sz w:val="18"/>
+                <w:szCs w:val="18"/>
+                <w:color w:val="000000"/>
+              </w:rPr>
+              <w:t xml:space="preserve">  Rash</w:t>
+            </w:r>
+          </w:p>
+        </w:tc>
+        <w:tc>
+          <w:tcPr>
+            <w:tcBorders>
+              <w:bottom w:val="single" w:sz="3" w:space="0" w:color="CCCCCC"/>
+              <w:top w:val="single" w:sz="3" w:space="0" w:color="CCCCCC"/>
+              <w:left w:val="single" w:sz="3" w:space="0" w:color="CCCCCC"/>
+              <w:right w:val="single" w:sz="3" w:space="0" w:color="CCCCCC"/>
+            </w:tcBorders>
+            <w:shd w:val="clear" w:color="auto" w:fill="FFFFFF"/>
+            <w:tcMar>
+              <w:top w:w="0" w:type="dxa"/>
+              <w:bottom w:w="0" w:type="dxa"/>
+              <w:left w:w="0" w:type="dxa"/>
+              <w:right w:w="0" w:type="dxa"/>
+            </w:tcMar>
+            <w:vAlign w:val="center"/>
+          </w:tcPr>
+          <w:p>
+            <w:pPr>
+              <w:pStyle w:val="Normal"/>
+              <w:jc w:val="center"/>
+              <w:pBdr>
+                <w:bottom w:val="none" w:sz="0" w:space="0" w:color="000000"/>
+                <w:top w:val="none" w:sz="0" w:space="0" w:color="000000"/>
+                <w:left w:val="none" w:sz="0" w:space="0" w:color="000000"/>
+                <w:right w:val="none" w:sz="0" w:space="0" w:color="000000"/>
+              </w:pBdr>
+              <w:spacing w:after="40" w:before="40" w:line="240"/>
+              <w:ind w:left="100" w:right="100" w:firstLine="0" w:firstLineChars="0"/>
+              <w:rPr>
+                <w:rFonts w:ascii="Arial" w:hAnsi="Arial" w:eastAsia="Arial" w:cs="Arial"/>
+                <w:i w:val="false"/>
+                <w:b w:val="false"/>
+                <w:u w:val="none"/>
+                <w:strike w:val="false"/>
+                <w:sz w:val="18"/>
+                <w:szCs w:val="18"/>
+                <w:color w:val="000000"/>
+              </w:rPr>
+            </w:pPr>
+            <w:r>
+              <w:rPr>
+                <w:rFonts w:ascii="Arial" w:hAnsi="Arial" w:eastAsia="Arial" w:cs="Arial"/>
+                <w:i w:val="false"/>
+                <w:b w:val="false"/>
+                <w:u w:val="none"/>
+                <w:strike w:val="false"/>
+                <w:sz w:val="18"/>
+                <w:szCs w:val="18"/>
+                <w:color w:val="000000"/>
+              </w:rPr>
+              <w:t xml:space="preserve">7 (2.3)</w:t>
+            </w:r>
+          </w:p>
+        </w:tc>
+        <w:tc>
+          <w:tcPr>
+            <w:tcBorders>
+              <w:bottom w:val="single" w:sz="3" w:space="0" w:color="CCCCCC"/>
+              <w:top w:val="single" w:sz="3" w:space="0" w:color="CCCCCC"/>
+              <w:left w:val="single" w:sz="3" w:space="0" w:color="CCCCCC"/>
+              <w:right w:val="single" w:sz="8" w:space="0" w:color="666666"/>
+            </w:tcBorders>
+            <w:shd w:val="clear" w:color="auto" w:fill="FFFFFF"/>
+            <w:tcMar>
+              <w:top w:w="0" w:type="dxa"/>
+              <w:bottom w:w="0" w:type="dxa"/>
+              <w:left w:w="0" w:type="dxa"/>
+              <w:right w:w="0" w:type="dxa"/>
+            </w:tcMar>
+            <w:vAlign w:val="center"/>
+          </w:tcPr>
+          <w:p>
+            <w:pPr>
+              <w:pStyle w:val="Normal"/>
+              <w:jc w:val="center"/>
+              <w:pBdr>
+                <w:bottom w:val="none" w:sz="0" w:space="0" w:color="000000"/>
+                <w:top w:val="none" w:sz="0" w:space="0" w:color="000000"/>
+                <w:left w:val="none" w:sz="0" w:space="0" w:color="000000"/>
+                <w:right w:val="none" w:sz="0" w:space="0" w:color="000000"/>
+              </w:pBdr>
+              <w:spacing w:after="40" w:before="40" w:line="240"/>
+              <w:ind w:left="100" w:right="100" w:firstLine="0" w:firstLineChars="0"/>
+              <w:rPr>
+                <w:rFonts w:ascii="Arial" w:hAnsi="Arial" w:eastAsia="Arial" w:cs="Arial"/>
+                <w:i w:val="false"/>
+                <w:b w:val="false"/>
+                <w:u w:val="none"/>
+                <w:strike w:val="false"/>
+                <w:sz w:val="18"/>
+                <w:szCs w:val="18"/>
+                <w:color w:val="000000"/>
+              </w:rPr>
+            </w:pPr>
+            <w:r>
+              <w:rPr>
+                <w:rFonts w:ascii="Arial" w:hAnsi="Arial" w:eastAsia="Arial" w:cs="Arial"/>
+                <w:i w:val="false"/>
+                <w:b w:val="false"/>
+                <w:u w:val="none"/>
+                <w:strike w:val="false"/>
+                <w:sz w:val="18"/>
+                <w:szCs w:val="18"/>
+                <w:color w:val="000000"/>
+              </w:rPr>
+              <w:t xml:space="preserve">0 (0.0)</w:t>
+            </w:r>
+          </w:p>
+        </w:tc>
+      </w:tr>
+      <w:tr>
+        <w:trPr>
+          <w:trHeight w:val="360" w:hRule="auto"/>
+        </w:trPr>
+        <w:tc>
+          <w:tcPr>
+            <w:tcBorders>
+              <w:bottom w:val="single" w:sz="8" w:space="0" w:color="666666"/>
+              <w:top w:val="single" w:sz="3" w:space="0" w:color="CCCCCC"/>
+              <w:left w:val="single" w:sz="8" w:space="0" w:color="666666"/>
+              <w:right w:val="single" w:sz="3" w:space="0" w:color="CCCCCC"/>
+            </w:tcBorders>
+            <w:shd w:val="clear" w:color="auto" w:fill="FFFFFF"/>
+            <w:tcMar>
+              <w:top w:w="0" w:type="dxa"/>
+              <w:bottom w:w="0" w:type="dxa"/>
+              <w:left w:w="0" w:type="dxa"/>
+              <w:right w:w="0" w:type="dxa"/>
+            </w:tcMar>
+            <w:vAlign w:val="center"/>
+          </w:tcPr>
+          <w:p>
+            <w:pPr>
+              <w:pStyle w:val="Normal"/>
+              <w:jc w:val="left"/>
+              <w:pBdr>
+                <w:bottom w:val="none" w:sz="0" w:space="0" w:color="000000"/>
+                <w:top w:val="none" w:sz="0" w:space="0" w:color="000000"/>
+                <w:left w:val="none" w:sz="0" w:space="0" w:color="000000"/>
+                <w:right w:val="none" w:sz="0" w:space="0" w:color="000000"/>
+              </w:pBdr>
+              <w:spacing w:after="40" w:before="40" w:line="240"/>
+              <w:ind w:left="300" w:right="100" w:firstLine="0" w:firstLineChars="0"/>
+              <w:rPr>
+                <w:rFonts w:ascii="Arial" w:hAnsi="Arial" w:eastAsia="Arial" w:cs="Arial"/>
+                <w:i w:val="false"/>
+                <w:b w:val="false"/>
+                <w:u w:val="none"/>
+                <w:strike w:val="false"/>
+                <w:sz w:val="18"/>
+                <w:szCs w:val="18"/>
+                <w:color w:val="000000"/>
+              </w:rPr>
+            </w:pPr>
+            <w:r>
+              <w:rPr>
+                <w:rFonts w:ascii="Arial" w:hAnsi="Arial" w:eastAsia="Arial" w:cs="Arial"/>
+                <w:i w:val="false"/>
+                <w:b w:val="false"/>
+                <w:u w:val="none"/>
+                <w:strike w:val="false"/>
+                <w:sz w:val="18"/>
+                <w:szCs w:val="18"/>
+                <w:color w:val="000000"/>
+              </w:rPr>
+              <w:t xml:space="preserve">  Pruritus</w:t>
+            </w:r>
+          </w:p>
+        </w:tc>
+        <w:tc>
+          <w:tcPr>
+            <w:tcBorders>
+              <w:bottom w:val="single" w:sz="8" w:space="0" w:color="666666"/>
+              <w:top w:val="single" w:sz="3" w:space="0" w:color="CCCCCC"/>
+              <w:left w:val="single" w:sz="3" w:space="0" w:color="CCCCCC"/>
+              <w:right w:val="single" w:sz="3" w:space="0" w:color="CCCCCC"/>
+            </w:tcBorders>
+            <w:shd w:val="clear" w:color="auto" w:fill="FFFFFF"/>
+            <w:tcMar>
+              <w:top w:w="0" w:type="dxa"/>
+              <w:bottom w:w="0" w:type="dxa"/>
+              <w:left w:w="0" w:type="dxa"/>
+              <w:right w:w="0" w:type="dxa"/>
+            </w:tcMar>
+            <w:vAlign w:val="center"/>
+          </w:tcPr>
+          <w:p>
+            <w:pPr>
+              <w:pStyle w:val="Normal"/>
+              <w:jc w:val="center"/>
+              <w:pBdr>
+                <w:bottom w:val="none" w:sz="0" w:space="0" w:color="000000"/>
+                <w:top w:val="none" w:sz="0" w:space="0" w:color="000000"/>
+                <w:left w:val="none" w:sz="0" w:space="0" w:color="000000"/>
+                <w:right w:val="none" w:sz="0" w:space="0" w:color="000000"/>
+              </w:pBdr>
+              <w:spacing w:after="40" w:before="40" w:line="240"/>
+              <w:ind w:left="100" w:right="100" w:firstLine="0" w:firstLineChars="0"/>
+              <w:rPr>
+                <w:rFonts w:ascii="Arial" w:hAnsi="Arial" w:eastAsia="Arial" w:cs="Arial"/>
+                <w:i w:val="false"/>
+                <w:b w:val="false"/>
+                <w:u w:val="none"/>
+                <w:strike w:val="false"/>
+                <w:sz w:val="18"/>
+                <w:szCs w:val="18"/>
+                <w:color w:val="000000"/>
+              </w:rPr>
+            </w:pPr>
+            <w:r>
+              <w:rPr>
+                <w:rFonts w:ascii="Arial" w:hAnsi="Arial" w:eastAsia="Arial" w:cs="Arial"/>
+                <w:i w:val="false"/>
+                <w:b w:val="false"/>
+                <w:u w:val="none"/>
+                <w:strike w:val="false"/>
+                <w:sz w:val="18"/>
+                <w:szCs w:val="18"/>
+                <w:color w:val="000000"/>
+              </w:rPr>
+              <w:t xml:space="preserve">1 (0.3)</w:t>
             </w:r>
           </w:p>
         </w:tc>
